--- a/backend/templates/contract_repair_framework.docx
+++ b/backend/templates/contract_repair_framework.docx
@@ -1106,7 +1106,7 @@
           <w:color w:val="000000" w:themeColor="text1"/>
           <w:sz w:val="20"/>
         </w:rPr>
-        <w:t xml:space="preserve">платежей может быть произведена в форме безналичного перечисления на расчетный счет Исполнителя в течение 15 (пятнадцати) рабочих дней </w:t>
+        <w:t xml:space="preserve">платежей может быть произведена в форме безналичного перечисления на расчетный счет Исполнителя в течение {{warranty_period_days}} рабочих дней </w:t>
       </w:r>
       <w:r>
         <w:rPr>
@@ -1307,7 +1307,7 @@
         <w:rPr>
           <w:sz w:val="20"/>
         </w:rPr>
-        <w:t>4.9. В связи с финансированием Договора за счет средств субсидии, установленной п. 4.8. Договора, Поставщик обязуется предоставлять по требованию Заказчика и органов финансового контроля (в т.ч. указанных в п. 4.8. Договора) первичные документы, подтверждающие фактически понесенные затраты.</w:t>
+        <w:t xml:space="preserve">{% if subsidy_extra_clause_1 %}4.9. В связи с финансированием Договора за счет средств субсидии, установленной п. 4.8. Договора, Поставщик обязуется предоставлять по требованию Заказчика и органов финансового контроля (в т.ч. указанных в п. 4.8. Договора) первичные документы, подтверждающие фактически понесенные затраты.{% endif %}</w:t>
       </w:r>
     </w:p>
     <w:p>

--- a/backend/templates/contract_repair_framework.docx
+++ b/backend/templates/contract_repair_framework.docx
@@ -10,29 +10,19 @@
         <w:rPr>
           <w:b/>
           <w:sz w:val="20"/>
-          <w:lang w:val="ru-RU"/>
         </w:rPr>
       </w:pPr>
       <w:r>
         <w:rPr>
           <w:b/>
           <w:sz w:val="20"/>
-          <w:lang w:val="ru-RU"/>
-        </w:rPr>
-        <w:t xml:space="preserve">Договор № {{contract_number}}</w:t>
-      </w:r>
-      <w:r>
-        <w:rPr>
-          <w:b/>
-          <w:sz w:val="20"/>
-          <w:lang w:val="ru-RU"/>
-        </w:rPr>
-        <w:t/>
-      </w:r>
-    </w:p>
-    <w:p>
-      <w:r>
-        <w:t xml:space="preserve">г. Москва                                                                 «{{contract_date_day}}» {{contract_date_month}} {{contract_date_year}} г.</w:t>
+        </w:rPr>
+        <w:t xml:space="preserve">Договор № {{ contract_number }}</w:t>
+      </w:r>
+    </w:p>
+    <w:p>
+      <w:r>
+        <w:t xml:space="preserve">{{ contract_city }}							«{{ contract_date_day }}» {{ contract_date_month }} {{ contract_date_year }} г.</w:t>
       </w:r>
       <w:r>
         <w:tab/>
@@ -54,22 +44,8 @@
         <w:tab/>
         <w:t xml:space="preserve"/>
       </w:r>
-      <w:proofErr w:type="gramStart"/>
       <w:r>
         <w:t xml:space="preserve"/>
-      </w:r>
-      <w:proofErr w:type="gramEnd"/>
-      <w:r>
-        <w:t/>
-      </w:r>
-      <w:r>
-        <w:t/>
-      </w:r>
-      <w:r>
-        <w:t xml:space="preserve"/>
-      </w:r>
-      <w:r>
-        <w:t/>
       </w:r>
     </w:p>
     <w:p>
@@ -90,217 +66,169 @@
           <w:b/>
           <w:bCs/>
         </w:rPr>
-        <w:t xml:space="preserve">{{contractor_full_name}}, в лице {{contractor_signatory_name}}, действующий на основании {{contractor_signatory_basis}}, именуемый в дальнейшем «Исполнитель», с одной стороны, и </w:t>
-      </w:r>
-      <w:proofErr w:type="gramStart"/>
+        <w:t xml:space="preserve">{{ contractor_full_name }}, в лице {{ contractor_signatory_position }} {{ contractor_signatory_name }}, действующий на основании {{ contractor_signatory_basis }}, именуемый в дальнейшем «Исполнитель»</w:t>
+      </w:r>
       <w:r>
         <w:rPr>
           <w:rFonts w:eastAsia="Calibri"/>
+        </w:rPr>
+        <w:t xml:space="preserve">, </w:t>
+      </w:r>
+      <w:r>
+        <w:t xml:space="preserve">с одной стороны, и </w:t>
+      </w:r>
+    </w:p>
+    <w:p>
+      <w:pPr>
+        <w:jc w:val="both"/>
+        <w:rPr>
+          <w:rFonts w:eastAsia="Calibri"/>
+        </w:rPr>
+      </w:pPr>
+      <w:r>
+        <w:rPr>
           <w:b/>
           <w:bCs/>
         </w:rPr>
-        <w:t/>
-      </w:r>
-      <w:proofErr w:type="gramEnd"/>
-      <w:r>
-        <w:rPr>
-          <w:rFonts w:eastAsia="Calibri"/>
+        <w:t xml:space="preserve">{{ customer_full_name }} ({{ customer_short_name }}), </w:t>
+      </w:r>
+      <w:r>
+        <w:t xml:space="preserve">в лице {{ customer_signatory_position }} {{ customer_signatory_name }}, действующего на основании {{ customer_signatory_basis }}, именуемое в дальнейшем «Заказчик», с другой стороны, а вместе именуемые Стороны, заключили настоящий Договор о следующем: </w:t>
+      </w:r>
+    </w:p>
+    <w:p>
+      <w:pPr>
+        <w:ind w:firstLine="709"/>
+        <w:jc w:val="both"/>
+      </w:pPr>
+    </w:p>
+    <w:p>
+      <w:pPr>
+        <w:ind w:firstLine="709"/>
+        <w:jc w:val="center"/>
+      </w:pPr>
+      <w:r>
+        <w:rPr>
           <w:b/>
-          <w:bCs/>
-        </w:rPr>
-        <w:t xml:space="preserve"/>
-      </w:r>
-      <w:r>
-        <w:rPr>
-          <w:rFonts w:eastAsia="Calibri"/>
-        </w:rPr>
-        <w:t xml:space="preserve"/>
-      </w:r>
-      <w:r>
-        <w:t xml:space="preserve"/>
-      </w:r>
-    </w:p>
-    <w:p>
-      <w:pPr>
-        <w:jc w:val="both"/>
-        <w:rPr>
-          <w:rFonts w:eastAsia="Calibri"/>
-        </w:rPr>
+        </w:rPr>
+        <w:t>ОСНОВНЫЕ ПОНЯТИЯ, ИСПОЛЬЗУЕМЫЕ В ДОГОВОРЕ</w:t>
+      </w:r>
+    </w:p>
+    <w:p>
+      <w:pPr>
+        <w:ind w:firstLine="709"/>
+        <w:jc w:val="both"/>
       </w:pPr>
       <w:r>
         <w:rPr>
           <w:b/>
-          <w:bCs/>
-        </w:rPr>
-        <w:t xml:space="preserve">{{customer_short_name}} Всероссийской общественной молодежной организации «Всероссийский студенческий корпус спасателей», в лице {{customer_signatory_position}} {{customer_signatory_name}}, действующего на основании Устава, именуемое в дальнейшем «Заказчик», с другой стороны, а вместе именуемые Стороны, заключили настоящий Договор о следующем: </w:t>
-      </w:r>
+        </w:rPr>
+        <w:t xml:space="preserve">Автомобили – </w:t>
+      </w:r>
+      <w:r>
+        <w:t xml:space="preserve">автотранспортные средства, принадлежащие Заказчику и/или находящиеся на законных основаниях у Заказчика. </w:t>
+      </w:r>
+    </w:p>
+    <w:p>
+      <w:pPr>
+        <w:ind w:firstLine="709"/>
+        <w:jc w:val="both"/>
+      </w:pPr>
       <w:r>
         <w:rPr>
           <w:b/>
-          <w:bCs/>
-        </w:rPr>
-        <w:t xml:space="preserve"/>
-      </w:r>
+        </w:rPr>
+        <w:t xml:space="preserve">Запасные части – </w:t>
+      </w:r>
+      <w:r>
+        <w:t>изделия (оборудование, устройства и т.п.), аналогичные техническим элементам, входящим в состав автотранспортного средства.</w:t>
+      </w:r>
+    </w:p>
+    <w:p>
+      <w:pPr>
+        <w:ind w:firstLine="709"/>
+        <w:jc w:val="both"/>
+      </w:pPr>
       <w:r>
         <w:rPr>
           <w:b/>
-          <w:bCs/>
-        </w:rPr>
-        <w:t/>
-      </w:r>
+        </w:rPr>
+        <w:t xml:space="preserve">Техническое обслуживание – </w:t>
+      </w:r>
+      <w:r>
+        <w:t>комплекс диагностических и профилактических работ (в т.ч. работ по ремонту и дооснащению), предусмотренных заводом-изготовителем для автотранспортных средств соответствующей марки.</w:t>
+      </w:r>
+    </w:p>
+    <w:p>
+      <w:pPr>
+        <w:ind w:firstLine="709"/>
+        <w:jc w:val="both"/>
+      </w:pPr>
       <w:r>
         <w:rPr>
           <w:b/>
-          <w:bCs/>
-        </w:rPr>
-        <w:t xml:space="preserve"/>
-      </w:r>
-      <w:r>
-        <w:t xml:space="preserve"/>
-      </w:r>
-      <w:r>
-        <w:t/>
-      </w:r>
-      <w:r>
-        <w:t xml:space="preserve"/>
-      </w:r>
-    </w:p>
-    <w:p>
-      <w:pPr>
-        <w:ind w:firstLine="709"/>
-        <w:jc w:val="both"/>
-      </w:pPr>
-    </w:p>
-    <w:p>
-      <w:pPr>
-        <w:ind w:firstLine="709"/>
+        </w:rPr>
+        <w:t>Ремонт –</w:t>
+      </w:r>
+      <w:r>
+        <w:t xml:space="preserve"> работы по устранению несоответствий технических и эксплуатационных характеристик автомобиля исходным требованиям, установленным заводом-изготовителем, вызванных износом автомобиля, дорожно-транспортным происшествием или заводским дефектом.  </w:t>
+      </w:r>
+    </w:p>
+    <w:p>
+      <w:pPr>
+        <w:ind w:firstLine="709"/>
+        <w:jc w:val="both"/>
+        <w:rPr>
+          <w:b/>
+        </w:rPr>
+      </w:pPr>
+    </w:p>
+    <w:p>
+      <w:pPr>
         <w:jc w:val="center"/>
       </w:pPr>
       <w:r>
         <w:rPr>
           <w:b/>
         </w:rPr>
-        <w:t>ОСНОВНЫЕ ПОНЯТИЯ, ИСПОЛЬЗУЕМЫЕ В ДОГОВОРЕ</w:t>
-      </w:r>
-    </w:p>
-    <w:p>
-      <w:pPr>
-        <w:ind w:firstLine="709"/>
-        <w:jc w:val="both"/>
+        <w:t>1.  ПРЕДМЕТ ДОГОВОРА</w:t>
+      </w:r>
+    </w:p>
+    <w:p>
+      <w:pPr>
+        <w:ind w:firstLine="709"/>
+        <w:jc w:val="both"/>
+      </w:pPr>
+      <w:r>
+        <w:t>1.1. Исполнитель обязуется осуществлять ремонт и техническое обслуживание принадлежащих и/или находящиеся на законных основаниях у Заказчика автомобилей, а Заказчик обязуется принимать и оплачивать результат выполненных работ.</w:t>
+      </w:r>
+    </w:p>
+    <w:p>
+      <w:pPr>
+        <w:ind w:firstLine="709"/>
+        <w:jc w:val="both"/>
+      </w:pPr>
+      <w:r>
+        <w:t>1.2. Конкретные наименования, объем и условия выполнения работ согласуются Сторонами дополнительно, в порядке, установленном настоящим Договором.</w:t>
+      </w:r>
+    </w:p>
+    <w:p>
+      <w:pPr>
+        <w:ind w:firstLine="709"/>
+        <w:jc w:val="both"/>
+      </w:pPr>
+      <w:r>
+        <w:t xml:space="preserve">1.3. Работы в рамках настоящего Договора выполняются Исполнителем по адресу: </w:t>
+      </w:r>
+    </w:p>
+    <w:p>
+      <w:pPr>
+        <w:jc w:val="center"/>
       </w:pPr>
       <w:r>
         <w:rPr>
           <w:b/>
         </w:rPr>
-        <w:t xml:space="preserve">Автомобили – </w:t>
-      </w:r>
-      <w:r>
-        <w:t xml:space="preserve">автотранспортные средства, принадлежащие Заказчику и/или находящиеся на законных основаниях у Заказчика. </w:t>
-      </w:r>
-    </w:p>
-    <w:p>
-      <w:pPr>
-        <w:ind w:firstLine="709"/>
-        <w:jc w:val="both"/>
-      </w:pPr>
-      <w:r>
-        <w:rPr>
-          <w:b/>
-        </w:rPr>
-        <w:t xml:space="preserve">Запасные части – </w:t>
-      </w:r>
-      <w:r>
-        <w:t>изделия (оборудование, устройства и т.п.), аналогичные техническим элементам, входящим в состав автотранспортного средства.</w:t>
-      </w:r>
-    </w:p>
-    <w:p>
-      <w:pPr>
-        <w:ind w:firstLine="709"/>
-        <w:jc w:val="both"/>
-      </w:pPr>
-      <w:r>
-        <w:rPr>
-          <w:b/>
-        </w:rPr>
-        <w:t xml:space="preserve">Техническое обслуживание – </w:t>
-      </w:r>
-      <w:r>
-        <w:t>комплекс диагностических и профилактических работ (в т.ч. работ по ремонту и дооснащению), предусмотренных заводом-изготовителем для автотранспортных средств соответствующей марки.</w:t>
-      </w:r>
-    </w:p>
-    <w:p>
-      <w:pPr>
-        <w:ind w:firstLine="709"/>
-        <w:jc w:val="both"/>
-      </w:pPr>
-      <w:r>
-        <w:rPr>
-          <w:b/>
-        </w:rPr>
-        <w:t>Ремонт –</w:t>
-      </w:r>
-      <w:r>
-        <w:t xml:space="preserve"> работы по устранению несоответствий технических и эксплуатационных характеристик автомобиля исходным требованиям, установленным заводом-изготовителем, вызванных износом автомобиля, дорожно-транспортным происшествием или заводским дефектом.  </w:t>
-      </w:r>
-    </w:p>
-    <w:p>
-      <w:pPr>
-        <w:ind w:firstLine="709"/>
-        <w:jc w:val="both"/>
-        <w:rPr>
-          <w:b/>
-        </w:rPr>
-      </w:pPr>
-    </w:p>
-    <w:p>
-      <w:pPr>
-        <w:jc w:val="center"/>
-      </w:pPr>
-      <w:r>
-        <w:rPr>
-          <w:b/>
-        </w:rPr>
-        <w:t>1.  ПРЕДМЕТ ДОГОВОРА</w:t>
-      </w:r>
-    </w:p>
-    <w:p>
-      <w:pPr>
-        <w:ind w:firstLine="709"/>
-        <w:jc w:val="both"/>
-      </w:pPr>
-      <w:r>
-        <w:t>1.1. Исполнитель обязуется осуществлять ремонт и техническое обслуживание принадлежащих и/или находящиеся на законных основаниях у Заказчика автомобилей, а Заказчик обязуется принимать и оплачивать результат выполненных работ.</w:t>
-      </w:r>
-    </w:p>
-    <w:p>
-      <w:pPr>
-        <w:ind w:firstLine="709"/>
-        <w:jc w:val="both"/>
-      </w:pPr>
-      <w:r>
-        <w:t>1.2. Конкретные наименования, объем и условия выполнения работ согласуются Сторонами дополнительно, в порядке, установленном настоящим Договором.</w:t>
-      </w:r>
-    </w:p>
-    <w:p>
-      <w:pPr>
-        <w:ind w:firstLine="709"/>
-        <w:jc w:val="both"/>
-      </w:pPr>
-      <w:r>
-        <w:t xml:space="preserve">1.3. </w:t>
-      </w:r>
-      <w:r>
-        <w:t xml:space="preserve">Работы в рамках настоящего Договора выполняются Исполнителем по адресу: </w:t>
-      </w:r>
-    </w:p>
-    <w:p>
-      <w:pPr>
-        <w:jc w:val="center"/>
-      </w:pPr>
-      <w:r>
-        <w:rPr>
-          <w:b/>
-        </w:rPr>
         <w:t>2.  ПОРЯДОК ВЫПОЛНЕНИЯ РАБОТ</w:t>
       </w:r>
     </w:p>
@@ -310,14 +238,12 @@
         <w:ind w:firstLine="709"/>
         <w:rPr>
           <w:sz w:val="20"/>
-          <w:lang w:val="ru-RU"/>
         </w:rPr>
       </w:pPr>
       <w:r>
         <w:rPr>
           <w:color w:val="000000"/>
           <w:sz w:val="20"/>
-          <w:lang w:val="ru-RU"/>
         </w:rPr>
         <w:t xml:space="preserve">2.1. Работы по ремонту и техническому обслуживанию осуществляются Исполнителем на основании заявки Заказчика и оформляются виде заказ-наряда, подписываемого полномочными представителями Сторон. </w:t>
       </w:r>
@@ -328,47 +254,64 @@
         <w:ind w:firstLine="709"/>
         <w:rPr>
           <w:sz w:val="20"/>
-          <w:lang w:val="ru-RU"/>
         </w:rPr>
       </w:pPr>
       <w:r>
         <w:rPr>
           <w:color w:val="000000"/>
           <w:sz w:val="20"/>
-          <w:lang w:val="ru-RU"/>
-        </w:rPr>
-        <w:t xml:space="preserve">В </w:t>
-      </w:r>
+        </w:rPr>
+        <w:t xml:space="preserve">В заявке/заказ-наряде указываются следующие сведения: наименование модели автотранспортного средства, его государственный номер, номер кузова и шасси (VIN), предполагаемый объем работ, перечень запасных частей и материалов, необходимых для выполнения работ, сроки выполнения работ, а также иные сведения, указанные Исполнителем.</w:t>
+      </w:r>
+    </w:p>
+    <w:p>
+      <w:pPr>
+        <w:pStyle w:val="21"/>
+        <w:ind w:firstLine="709"/>
+        <w:rPr>
+          <w:sz w:val="20"/>
+        </w:rPr>
+      </w:pPr>
       <w:r>
         <w:rPr>
           <w:color w:val="000000"/>
           <w:sz w:val="20"/>
-          <w:lang w:val="ru-RU"/>
-        </w:rPr>
-        <w:t>заявке/</w:t>
-      </w:r>
-      <w:r>
+        </w:rPr>
+        <w:t>2.2.  Сроки передачи автомобилей для осуществления технического обслуживания и ремонта определяются Исполнителем самостоятельно и доводятся в письменной форме до сведения Заказчика. После получения Заказчиком информации о сроках оказания услуг, Заказчик или соглашается с такими сроками, или отказывается от услуг Исполнителя. В случае согласия на оказание услуг в рамках определенных Исполнителем сроков, Заказчик обязуется предоставить принадлежащие ему автомобили в распоряжение Исполнителя в сроки, указанные Исполнителем. В противном случае Исполнитель вправе назначить иной удобный ему срок передачи автомобилей для выполнения работ.</w:t>
+      </w:r>
+    </w:p>
+    <w:p>
+      <w:pPr>
+        <w:pStyle w:val="21"/>
+        <w:ind w:firstLine="709"/>
         <w:rPr>
           <w:color w:val="000000"/>
           <w:sz w:val="20"/>
-          <w:lang w:val="ru-RU"/>
-        </w:rPr>
-        <w:t>заказ-наряде указываются следующие сведения: наименование модели автотранспортного средства, его государственный номер, номер кузова и шасси (</w:t>
-      </w:r>
+        </w:rPr>
+      </w:pPr>
       <w:r>
         <w:rPr>
           <w:color w:val="000000"/>
           <w:sz w:val="20"/>
         </w:rPr>
-        <w:t>VIN</w:t>
-      </w:r>
-      <w:r>
+        <w:t xml:space="preserve">2.3. Автомобили для выполнения работ передаются Исполнителю по Акту приема-передачи, подписываемому уполномоченными представителями Сторон, в котором указываются комплектность автотранспортного средства, видимые наружные повреждения и дефекты, сведения о предоставлении Заказчиком запасных частей и материалов и т.п. </w:t>
+      </w:r>
+    </w:p>
+    <w:p>
+      <w:pPr>
+        <w:pStyle w:val="21"/>
+        <w:ind w:firstLine="709"/>
         <w:rPr>
           <w:color w:val="000000"/>
           <w:sz w:val="20"/>
-          <w:lang w:val="ru-RU"/>
-        </w:rPr>
-        <w:t>), предполагаемый объем работ, перечень запасных частей и материалов, необходимых для выполнения работ, сроки выполнения работ, а также иные сведения, указанные Исполнителем.</w:t>
+        </w:rPr>
+      </w:pPr>
+      <w:r>
+        <w:rPr>
+          <w:color w:val="000000"/>
+          <w:sz w:val="20"/>
+        </w:rPr>
+        <w:t>2.4. Об окончании выполнения работ и готовности автомобиля к выдаче Исполнитель письменно извещает Заказчика.</w:t>
       </w:r>
     </w:p>
     <w:p>
@@ -376,17 +319,16 @@
         <w:pStyle w:val="21"/>
         <w:ind w:firstLine="709"/>
         <w:rPr>
-          <w:sz w:val="20"/>
-          <w:lang w:val="ru-RU"/>
-        </w:rPr>
-      </w:pPr>
-      <w:r>
-        <w:rPr>
           <w:color w:val="000000"/>
           <w:sz w:val="20"/>
-          <w:lang w:val="ru-RU"/>
-        </w:rPr>
-        <w:t>2.2.  Сроки передачи автомобилей для осуществления технического обслуживания и ремонта определяются Исполнителем самостоятельно и доводятся в письменной форме до сведения Заказчика. После получения Заказчиком информации о сроках оказания услуг, Заказчик или соглашается с такими сроками, или отказывается от услуг Исполнителя. В случае согласия на оказание услуг в рамках определенных Исполнителем сроков, Заказчик обязуется предоставить принадлежащие ему автомобили в распоряжение Исполнителя в сроки, указанные Исполнителем. В противном случае Исполнитель вправе назначить иной удобный ему срок передачи автомобилей для выполнения работ.</w:t>
+        </w:rPr>
+      </w:pPr>
+      <w:r>
+        <w:rPr>
+          <w:color w:val="000000"/>
+          <w:sz w:val="20"/>
+        </w:rPr>
+        <w:t>2.4.1. В момент выдачи автомобиля (по окончании выполнения Исполнителем работ) Стороны подписывают Акт приема-передачи (возврата) автомобиля. В момент выдачи автомобиля по итогам выполнения работ, Исполнитель предоставляет Заказчику подписанные со своей стороны акты сдачи-приемки выполненных работ, счет на оплату, счет-фактура (если применимо) или УПД.</w:t>
       </w:r>
     </w:p>
     <w:p>
@@ -396,71 +338,12 @@
         <w:rPr>
           <w:color w:val="000000"/>
           <w:sz w:val="20"/>
-          <w:lang w:val="ru-RU"/>
         </w:rPr>
       </w:pPr>
       <w:r>
         <w:rPr>
           <w:color w:val="000000"/>
           <w:sz w:val="20"/>
-          <w:lang w:val="ru-RU"/>
-        </w:rPr>
-        <w:t xml:space="preserve">2.3. Автомобили для выполнения работ передаются Исполнителю по Акту приема-передачи, подписываемому уполномоченными представителями Сторон, в котором указываются комплектность автотранспортного средства, видимые наружные повреждения и дефекты, сведения о предоставлении Заказчиком запасных частей и материалов и т.п. </w:t>
-      </w:r>
-    </w:p>
-    <w:p>
-      <w:pPr>
-        <w:pStyle w:val="21"/>
-        <w:ind w:firstLine="709"/>
-        <w:rPr>
-          <w:color w:val="000000"/>
-          <w:sz w:val="20"/>
-          <w:lang w:val="ru-RU"/>
-        </w:rPr>
-      </w:pPr>
-      <w:r>
-        <w:rPr>
-          <w:color w:val="000000"/>
-          <w:sz w:val="20"/>
-          <w:lang w:val="ru-RU"/>
-        </w:rPr>
-        <w:t>2.4. Об окончании выполнения работ и готовности автомобиля к выдаче Исполнитель письменно извещает Заказчика.</w:t>
-      </w:r>
-    </w:p>
-    <w:p>
-      <w:pPr>
-        <w:pStyle w:val="21"/>
-        <w:ind w:firstLine="709"/>
-        <w:rPr>
-          <w:color w:val="000000"/>
-          <w:sz w:val="20"/>
-          <w:lang w:val="ru-RU"/>
-        </w:rPr>
-      </w:pPr>
-      <w:r>
-        <w:rPr>
-          <w:color w:val="000000"/>
-          <w:sz w:val="20"/>
-          <w:lang w:val="ru-RU"/>
-        </w:rPr>
-        <w:t>2.4.1. В момент выдачи автомобиля (по окончании выполнения Исполнителем работ) Стороны подписывают Акт приема-передачи (возврата) автомобиля. В момент выдачи автомобиля по итогам выполнения работ, Исполнитель предоставляет Заказчику подписанные со своей стороны акты сдачи-приемки выполненных работ, счет на оплату, счет-фактура (если применимо) или УПД.</w:t>
-      </w:r>
-    </w:p>
-    <w:p>
-      <w:pPr>
-        <w:pStyle w:val="21"/>
-        <w:ind w:firstLine="709"/>
-        <w:rPr>
-          <w:color w:val="000000"/>
-          <w:sz w:val="20"/>
-          <w:lang w:val="ru-RU"/>
-        </w:rPr>
-      </w:pPr>
-      <w:r>
-        <w:rPr>
-          <w:color w:val="000000"/>
-          <w:sz w:val="20"/>
-          <w:lang w:val="ru-RU"/>
         </w:rPr>
         <w:t>2.4.2. Заказчик принимает выполненные работы путем подписания со своей стороны акта сдачи-приемки выполненных работ (или УПД) в течение 10 (десяти) рабочих дней со дня получения от Исполнителя акта сдачи-приемки выполненных работ (или УПД). Заказчик вправе отказаться от принятия выполненных Исполнителем работ, направив Исполнителю мотивированный отказ от подписания акта сдачи-приемки выполненных работ (или УПД).</w:t>
       </w:r>
@@ -600,13 +483,11 @@
         <w:ind w:firstLine="709"/>
         <w:rPr>
           <w:sz w:val="20"/>
-          <w:lang w:val="ru-RU"/>
-        </w:rPr>
-      </w:pPr>
-      <w:r>
-        <w:rPr>
-          <w:sz w:val="20"/>
-          <w:lang w:val="ru-RU"/>
+        </w:rPr>
+      </w:pPr>
+      <w:r>
+        <w:rPr>
+          <w:sz w:val="20"/>
         </w:rPr>
         <w:t>3.1.2. выполнять предусмотренные настоящим Договором работы с использованием своих запасных частей, материалов, оборудования, агрегатов, аксессуаров.</w:t>
       </w:r>
@@ -617,13 +498,11 @@
         <w:ind w:firstLine="709"/>
         <w:rPr>
           <w:sz w:val="20"/>
-          <w:lang w:val="ru-RU"/>
-        </w:rPr>
-      </w:pPr>
-      <w:r>
-        <w:rPr>
-          <w:sz w:val="20"/>
-          <w:lang w:val="ru-RU"/>
+        </w:rPr>
+      </w:pPr>
+      <w:r>
+        <w:rPr>
+          <w:sz w:val="20"/>
         </w:rPr>
         <w:t xml:space="preserve">По согласованию Сторон Заказчик вправе предоставить свои материалы, запасные части, оборудование, агрегаты, аксессуары для проведения работ; </w:t>
       </w:r>
@@ -634,13 +513,11 @@
         <w:ind w:firstLine="709"/>
         <w:rPr>
           <w:sz w:val="20"/>
-          <w:lang w:val="ru-RU"/>
-        </w:rPr>
-      </w:pPr>
-      <w:r>
-        <w:rPr>
-          <w:sz w:val="20"/>
-          <w:lang w:val="ru-RU"/>
+        </w:rPr>
+      </w:pPr>
+      <w:r>
+        <w:rPr>
+          <w:sz w:val="20"/>
         </w:rPr>
         <w:t>3.1.3. уведомлять Заказчика об окончании выполнения работ в течение 1 (одного) рабочего дня в устной форме (по телефону, указанному в п.11 настоящего Договора) или письменной форме (по адресу электронной почты, указанному в п.11 настоящего Договора);</w:t>
       </w:r>
@@ -651,13 +528,11 @@
         <w:ind w:firstLine="709"/>
         <w:rPr>
           <w:sz w:val="20"/>
-          <w:lang w:val="ru-RU"/>
-        </w:rPr>
-      </w:pPr>
-      <w:r>
-        <w:rPr>
-          <w:sz w:val="20"/>
-          <w:lang w:val="ru-RU"/>
+        </w:rPr>
+      </w:pPr>
+      <w:r>
+        <w:rPr>
+          <w:sz w:val="20"/>
         </w:rPr>
         <w:t>3.1.4. обладать допусками и разрешениями, необходимыми для выполнения соответствующих видов работ в соответствии с законодательством Российской Федерации.</w:t>
       </w:r>
@@ -668,13 +543,11 @@
         <w:ind w:firstLine="709"/>
         <w:rPr>
           <w:sz w:val="20"/>
-          <w:lang w:val="ru-RU"/>
-        </w:rPr>
-      </w:pPr>
-      <w:r>
-        <w:rPr>
-          <w:sz w:val="20"/>
-          <w:lang w:val="ru-RU"/>
+        </w:rPr>
+      </w:pPr>
+      <w:r>
+        <w:rPr>
+          <w:sz w:val="20"/>
         </w:rPr>
         <w:t>Допуски и разрешения, необходимые для выполнения соответствующих видов работ в соответствии с законодательством Российской Федерации, должны быть действительными на весь период выполнения работ.</w:t>
       </w:r>
@@ -685,13 +558,11 @@
         <w:ind w:firstLine="709"/>
         <w:rPr>
           <w:sz w:val="20"/>
-          <w:lang w:val="ru-RU"/>
-        </w:rPr>
-      </w:pPr>
-      <w:r>
-        <w:rPr>
-          <w:sz w:val="20"/>
-          <w:lang w:val="ru-RU"/>
+        </w:rPr>
+      </w:pPr>
+      <w:r>
+        <w:rPr>
+          <w:sz w:val="20"/>
         </w:rPr>
         <w:t>3.1.5. привлекать к непосредственному осуществлению выполнения работ предусмотренных настоящим Договором только квалифицированных специалистов, обладающих необходимыми документами;</w:t>
       </w:r>
@@ -702,13 +573,11 @@
         <w:ind w:firstLine="709"/>
         <w:rPr>
           <w:sz w:val="20"/>
-          <w:lang w:val="ru-RU"/>
-        </w:rPr>
-      </w:pPr>
-      <w:r>
-        <w:rPr>
-          <w:sz w:val="20"/>
-          <w:lang w:val="ru-RU"/>
+        </w:rPr>
+      </w:pPr>
+      <w:r>
+        <w:rPr>
+          <w:sz w:val="20"/>
         </w:rPr>
         <w:t>3.1.6. немедленно письменно извещать Заказчика и приостановить выполнение работ до получения от Заказчика дальнейших указаний при обнаружении возможных неблагоприятных для Заказчика последствий выполнения данных им обязательных для исполнения указаний о способе выполнения работ, а также иных, не зависящих от Исполнителя обстоятельств, угрожающих годности или прочности результатов выполняемых работ;</w:t>
       </w:r>
@@ -719,13 +588,11 @@
         <w:ind w:firstLine="709"/>
         <w:rPr>
           <w:sz w:val="20"/>
-          <w:lang w:val="ru-RU"/>
-        </w:rPr>
-      </w:pPr>
-      <w:r>
-        <w:rPr>
-          <w:sz w:val="20"/>
-          <w:lang w:val="ru-RU"/>
+        </w:rPr>
+      </w:pPr>
+      <w:r>
+        <w:rPr>
+          <w:sz w:val="20"/>
         </w:rPr>
         <w:t>3.1.7. самостоятельно обеспечить выполнение работ всеми необходимыми материальными ресурсами (материалами, оборудованием, инвентарем и т.п.). Все материалы и оборудование должны иметь соответствующие сертификаты качества, соответствия, гигиенические сертификаты, технические паспорта и другие документы, удостоверяющие их качество и безопасность.</w:t>
       </w:r>
@@ -736,13 +603,11 @@
         <w:ind w:firstLine="709"/>
         <w:rPr>
           <w:sz w:val="20"/>
-          <w:lang w:val="ru-RU"/>
-        </w:rPr>
-      </w:pPr>
-      <w:r>
-        <w:rPr>
-          <w:sz w:val="20"/>
-          <w:lang w:val="ru-RU"/>
+        </w:rPr>
+      </w:pPr>
+      <w:r>
+        <w:rPr>
+          <w:sz w:val="20"/>
         </w:rPr>
         <w:t>Исполнитель несет ответственность за соответствие используемых материалов и оборудования государственным стандартам и техническим условиям, а также за обнаружившуюся невозможность использования предоставленных им материалов или оборудования;</w:t>
       </w:r>
@@ -753,13 +618,11 @@
         <w:ind w:firstLine="709"/>
         <w:rPr>
           <w:sz w:val="20"/>
-          <w:lang w:val="ru-RU"/>
-        </w:rPr>
-      </w:pPr>
-      <w:r>
-        <w:rPr>
-          <w:sz w:val="20"/>
-          <w:lang w:val="ru-RU"/>
+        </w:rPr>
+      </w:pPr>
+      <w:r>
+        <w:rPr>
+          <w:sz w:val="20"/>
         </w:rPr>
         <w:t>3.1.8. при исполнении обязательств по настоящему Договору обеспечить сохранность имущества Заказчика (как собственного, так и арендованного, а также находящегося на законных основаниях). В случае нарушения Исполнителем настоящею пункта, он обязан возместить Заказчику все причиненные убытки в полном объеме;</w:t>
       </w:r>
@@ -770,13 +633,11 @@
         <w:ind w:firstLine="709"/>
         <w:rPr>
           <w:sz w:val="20"/>
-          <w:lang w:val="ru-RU"/>
-        </w:rPr>
-      </w:pPr>
-      <w:r>
-        <w:rPr>
-          <w:sz w:val="20"/>
-          <w:lang w:val="ru-RU"/>
+        </w:rPr>
+      </w:pPr>
+      <w:r>
+        <w:rPr>
+          <w:sz w:val="20"/>
         </w:rPr>
         <w:t>3.1.9. В течение 1 (Одного) рабочего дня за собственный счет устранить допущенные нарушения и/или дополнить работы, после получения от Заказчика мотивированной письменной претензии относительно качества и количества работ, выполняемых Исполнителем, или несоответствия их условиям настоящего Договора;</w:t>
       </w:r>
@@ -787,13 +648,11 @@
         <w:ind w:firstLine="709"/>
         <w:rPr>
           <w:sz w:val="20"/>
-          <w:lang w:val="ru-RU"/>
-        </w:rPr>
-      </w:pPr>
-      <w:r>
-        <w:rPr>
-          <w:sz w:val="20"/>
-          <w:lang w:val="ru-RU"/>
+        </w:rPr>
+      </w:pPr>
+      <w:r>
+        <w:rPr>
+          <w:sz w:val="20"/>
         </w:rPr>
         <w:t>3.1.10. Исполнитель несет ответственность за соблюдение правил техники безопасности при выполнении работ, предусмотренных Договором;</w:t>
       </w:r>
@@ -804,13 +663,11 @@
         <w:ind w:firstLine="709"/>
         <w:rPr>
           <w:sz w:val="20"/>
-          <w:lang w:val="ru-RU"/>
-        </w:rPr>
-      </w:pPr>
-      <w:r>
-        <w:rPr>
-          <w:sz w:val="20"/>
-          <w:lang w:val="ru-RU"/>
+        </w:rPr>
+      </w:pPr>
+      <w:r>
+        <w:rPr>
+          <w:sz w:val="20"/>
         </w:rPr>
         <w:t>3.1.11. Исполнять иные обязательства, предусмотренные законодательством Российской Федерации и Договором.</w:t>
       </w:r>
@@ -821,13 +678,11 @@
         <w:ind w:firstLine="709"/>
         <w:rPr>
           <w:sz w:val="20"/>
-          <w:lang w:val="ru-RU"/>
-        </w:rPr>
-      </w:pPr>
-      <w:r>
-        <w:rPr>
-          <w:sz w:val="20"/>
-          <w:lang w:val="ru-RU"/>
+        </w:rPr>
+      </w:pPr>
+      <w:r>
+        <w:rPr>
+          <w:sz w:val="20"/>
         </w:rPr>
         <w:t>3.1.12. Утилизация отработанных расходных материалов возлагается на Исполнителя. Заказчик вправе потребовать, а Исполнитель обязуется предоставить в распоряжение Заказчика запасные части (в т.ч. материалы и др.), которые были заменены или которые были использованы Исполнителем при оказании услуг по настоящему Договору.</w:t>
       </w:r>
@@ -838,13 +693,11 @@
         <w:ind w:firstLine="709"/>
         <w:rPr>
           <w:sz w:val="20"/>
-          <w:lang w:val="ru-RU"/>
-        </w:rPr>
-      </w:pPr>
-      <w:r>
-        <w:rPr>
-          <w:sz w:val="20"/>
-          <w:lang w:val="ru-RU"/>
+        </w:rPr>
+      </w:pPr>
+      <w:r>
+        <w:rPr>
+          <w:sz w:val="20"/>
         </w:rPr>
         <w:t>3.2. Исполнитель вправе:</w:t>
       </w:r>
@@ -855,13 +708,11 @@
         <w:ind w:firstLine="709"/>
         <w:rPr>
           <w:sz w:val="20"/>
-          <w:lang w:val="ru-RU"/>
-        </w:rPr>
-      </w:pPr>
-      <w:r>
-        <w:rPr>
-          <w:sz w:val="20"/>
-          <w:lang w:val="ru-RU"/>
+        </w:rPr>
+      </w:pPr>
+      <w:r>
+        <w:rPr>
+          <w:sz w:val="20"/>
         </w:rPr>
         <w:t>3.2.1. самостоятельно определять своих работников (сотрудников), которым поручается выполнение работ и совершение иных действий, осуществляемых в рамках настоящего Договора;</w:t>
       </w:r>
@@ -872,13 +723,11 @@
         <w:ind w:firstLine="709"/>
         <w:rPr>
           <w:sz w:val="20"/>
-          <w:lang w:val="ru-RU"/>
-        </w:rPr>
-      </w:pPr>
-      <w:r>
-        <w:rPr>
-          <w:sz w:val="20"/>
-          <w:lang w:val="ru-RU"/>
+        </w:rPr>
+      </w:pPr>
+      <w:r>
+        <w:rPr>
+          <w:sz w:val="20"/>
         </w:rPr>
         <w:lastRenderedPageBreak/>
         <w:t xml:space="preserve">3.2.2.  в случае необходимости без дополнительного согласования с Заказчиком привлекать для выполнения работ третьих лиц. В этом случае Заказчик обязан принять исполнение, предложенное за Исполнителя третьим лицом. Исполнитель несет всю ответственность за надлежащее выполнение третьими лицами условий настоящего Договора, если иное не оговорено Сторонами. </w:t>
@@ -890,13 +739,11 @@
         <w:ind w:firstLine="709"/>
         <w:rPr>
           <w:sz w:val="20"/>
-          <w:lang w:val="ru-RU"/>
-        </w:rPr>
-      </w:pPr>
-      <w:r>
-        <w:rPr>
-          <w:sz w:val="20"/>
-          <w:lang w:val="ru-RU"/>
+        </w:rPr>
+      </w:pPr>
+      <w:r>
+        <w:rPr>
+          <w:sz w:val="20"/>
         </w:rPr>
         <w:t>3.3. Заказчик обязуется:</w:t>
       </w:r>
@@ -916,13 +763,11 @@
         <w:ind w:firstLine="709"/>
         <w:rPr>
           <w:sz w:val="20"/>
-          <w:lang w:val="ru-RU"/>
-        </w:rPr>
-      </w:pPr>
-      <w:r>
-        <w:rPr>
-          <w:sz w:val="20"/>
-          <w:lang w:val="ru-RU"/>
+        </w:rPr>
+      </w:pPr>
+      <w:r>
+        <w:rPr>
+          <w:sz w:val="20"/>
         </w:rPr>
         <w:t xml:space="preserve">3.3.2. надлежащим образом принять выполненные Заказчиком в рамках настоящего Договора работы, а также забрать принадлежащий ему автомобиль в сроки, указанные Исполнителем, но не позднее 7 (Семи) рабочих дней с момента получения уведомления от Исполнителя. </w:t>
       </w:r>
@@ -1033,28 +878,16 @@
         <w:jc w:val="both"/>
       </w:pPr>
       <w:r>
-        <w:t xml:space="preserve">4.2. Стоимость каждого вида работ Исполнителя по настоящему Договору определяется Исполнителем самостоятельно и указывается в </w:t>
-      </w:r>
-      <w:r>
-        <w:t>заявке/</w:t>
-      </w:r>
-      <w:r>
-        <w:t xml:space="preserve"> заказе-наряде, который согласовывается с Заказчиком до начала выполнения работ, исходя из трудоемкости, а также потребности в запасных частях, материалах, оборудовании, агрегатах, аксессуарах, используемых Исполнителем в процессе выполнения работ.  </w:t>
-      </w:r>
-    </w:p>
-    <w:p>
-      <w:pPr>
-        <w:ind w:firstLine="709"/>
-        <w:jc w:val="both"/>
-      </w:pPr>
-      <w:r>
-        <w:t>4.3. Итоговая денежная сумма, подлежащая оплате Заказчиком, определяется исходя из вида и реального объема выполненных работ, а также использованных в процессе выполнения работ запасных частей, материалов, оборудования, агрегатов, аксессуаров, и указывается в заказ-наряде, который согласовывается с Заказчиком</w:t>
-      </w:r>
-      <w:r>
-        <w:t xml:space="preserve"> в письменном виде</w:t>
-      </w:r>
-      <w:r>
-        <w:t xml:space="preserve">. </w:t>
+        <w:t xml:space="preserve">4.2. Стоимость каждого вида работ Исполнителя по настоящему Договору определяется Исполнителем самостоятельно и указывается в заявке/ заказе-наряде, который согласовывается с Заказчиком до начала выполнения работ, исходя из трудоемкости, а также потребности в запасных частях, материалах, оборудовании, агрегатах, аксессуарах, используемых Исполнителем в процессе выполнения работ.  </w:t>
+      </w:r>
+    </w:p>
+    <w:p>
+      <w:pPr>
+        <w:ind w:firstLine="709"/>
+        <w:jc w:val="both"/>
+      </w:pPr>
+      <w:r>
+        <w:t xml:space="preserve">4.3. Итоговая денежная сумма, подлежащая оплате Заказчиком, определяется исходя из вида и реального объема выполненных работ, а также использованных в процессе выполнения работ запасных частей, материалов, оборудования, агрегатов, аксессуаров, и указывается в заказ-наряде, который согласовывается с Заказчиком в письменном виде. </w:t>
       </w:r>
     </w:p>
     <w:p>
@@ -1106,7 +939,7 @@
           <w:color w:val="000000" w:themeColor="text1"/>
           <w:sz w:val="20"/>
         </w:rPr>
-        <w:t xml:space="preserve">платежей может быть произведена в форме безналичного перечисления на расчетный счет Исполнителя в течение {{warranty_period_days}} рабочих дней </w:t>
+        <w:t xml:space="preserve">платежей может быть произведена в форме безналичного перечисления на расчетный счет Исполнителя в течение 15 (пятнадцати) рабочих дней </w:t>
       </w:r>
       <w:r>
         <w:rPr>
@@ -1157,31 +990,7 @@
         <w:rPr>
           <w:sz w:val="20"/>
         </w:rPr>
-        <w:t xml:space="preserve">4.7. Предельная стоимость по настоящему Договору не может превышать {{contract_price_num}} ({{contract_price_words}}) рублей.</w:t>
-      </w:r>
-      <w:r>
-        <w:rPr>
-          <w:sz w:val="20"/>
-        </w:rPr>
-        <w:t/>
-      </w:r>
-      <w:r>
-        <w:rPr>
-          <w:sz w:val="20"/>
-        </w:rPr>
-        <w:t xml:space="preserve"/>
-      </w:r>
-      <w:r>
-        <w:rPr>
-          <w:sz w:val="20"/>
-        </w:rPr>
-        <w:t/>
-      </w:r>
-      <w:r>
-        <w:rPr>
-          <w:sz w:val="20"/>
-        </w:rPr>
-        <w:t/>
+        <w:t xml:space="preserve">4.7. Предельная стоимость по настоящему Договору не может превышать _____ 000,00 (___) рублей 00 копеек.</w:t>
       </w:r>
     </w:p>
     <w:p>
@@ -1196,103 +1005,7 @@
         <w:rPr>
           <w:sz w:val="20"/>
         </w:rPr>
-        <w:t xml:space="preserve">4.8. Финансирование договора осуществляется в рамках Соглашения № {{subsidy_agreement_text}} о предоставлении субсидии из бюджета {{subsidy_grantor_name}} от {{subsidy_agreement_date}}, заключенного между _____________ РЕГИОНАЛЬНЫМ ОТДЕЛЕНИЕМ ВСЕРОССИЙСКОЙ ОБЩЕСТВЕННОЙ МОЛОДЕЖНОЙ ОРГАНИЗАЦИИ «ВСЕРОССИЙСКИЙ СТУДЕНЧЕСКИЙ КОРПУС СПАСАТЕЛЕЙ» и {{subsidy_ministry_name}}. В связи с оплатой стоимости настоящего договора за счет средств регионального бюджета, Поставщик дает свое согласие на осуществление главным распорядителем бюджетных средств, предоставившим субсидию ({{subsidy_ministry_name}}), а также органами государственного (муниципального) финансового контроля проверок соблюдения Заказчиком условий, целей и порядка предоставления субсидии.</w:t>
-      </w:r>
-      <w:r>
-        <w:rPr>
-          <w:sz w:val="20"/>
-        </w:rPr>
-        <w:t/>
-      </w:r>
-      <w:r>
-        <w:rPr>
-          <w:sz w:val="20"/>
-        </w:rPr>
-        <w:t xml:space="preserve"/>
-      </w:r>
-      <w:r>
-        <w:rPr>
-          <w:sz w:val="20"/>
-        </w:rPr>
-        <w:t/>
-      </w:r>
-      <w:r>
-        <w:rPr>
-          <w:sz w:val="20"/>
-        </w:rPr>
-        <w:t xml:space="preserve"/>
-      </w:r>
-      <w:r>
-        <w:rPr>
-          <w:sz w:val="20"/>
-        </w:rPr>
-        <w:t/>
-      </w:r>
-      <w:r>
-        <w:rPr>
-          <w:sz w:val="20"/>
-        </w:rPr>
-        <w:t xml:space="preserve"/>
-      </w:r>
-      <w:r>
-        <w:rPr>
-          <w:sz w:val="20"/>
-        </w:rPr>
-        <w:t xml:space="preserve"/>
-      </w:r>
-      <w:r>
-        <w:rPr>
-          <w:sz w:val="20"/>
-        </w:rPr>
-        <w:t xml:space="preserve"/>
-      </w:r>
-      <w:r>
-        <w:rPr>
-          <w:sz w:val="20"/>
-        </w:rPr>
-        <w:t/>
-      </w:r>
-      <w:r>
-        <w:rPr>
-          <w:sz w:val="20"/>
-        </w:rPr>
-        <w:t xml:space="preserve"/>
-      </w:r>
-      <w:r>
-        <w:rPr>
-          <w:sz w:val="20"/>
-        </w:rPr>
-        <w:t/>
-      </w:r>
-      <w:r>
-        <w:rPr>
-          <w:sz w:val="20"/>
-        </w:rPr>
-        <w:t xml:space="preserve"/>
-      </w:r>
-      <w:r>
-        <w:rPr>
-          <w:sz w:val="20"/>
-        </w:rPr>
-        <w:t/>
-      </w:r>
-      <w:r>
-        <w:rPr>
-          <w:sz w:val="20"/>
-        </w:rPr>
-        <w:t xml:space="preserve"/>
-      </w:r>
-      <w:r>
-        <w:rPr>
-          <w:sz w:val="20"/>
-        </w:rPr>
-        <w:t/>
-      </w:r>
-      <w:r>
-        <w:rPr>
-          <w:sz w:val="20"/>
-        </w:rPr>
-        <w:t/>
+        <w:t xml:space="preserve">4.8. Финансирование договора осуществляется в рамках Соглашения № {{ subsidy_agreement_number }} о предоставлении субсидии из бюджета {{ subsidy_grantor_name }} в {{ contract_date_year }} году от {{ subsidy_agreement_date }}, заключенного между {{ customer_full_name }} и {{ subsidy_ministry_name }}. В связи с оплатой стоимости настоящего договора за счет средств регионального бюджета, Поставщик дает свое согласие на осуществление главным распорядителем бюджетных средств, предоставившим субсидию (МИНИСТЕРСТВО МОЛОДЕЖНОЙ ПОЛИТИКИ ______), а также органами государственного (муниципального) финансового контроля проверок соблюдения Заказчиком условий, целей и порядка предоставления субсидии.</w:t>
       </w:r>
     </w:p>
     <w:p>
@@ -1307,7 +1020,7 @@
         <w:rPr>
           <w:sz w:val="20"/>
         </w:rPr>
-        <w:t xml:space="preserve">{% if subsidy_extra_clause_1 %}4.9. В связи с финансированием Договора за счет средств субсидии, установленной п. 4.8. Договора, Поставщик обязуется предоставлять по требованию Заказчика и органов финансового контроля (в т.ч. указанных в п. 4.8. Договора) первичные документы, подтверждающие фактически понесенные затраты.{% endif %}</w:t>
+        <w:t>4.9. В связи с финансированием Договора за счет средств субсидии, установленной п. 4.8. Договора, Поставщик обязуется предоставлять по требованию Заказчика и органов финансового контроля (в т.ч. указанных в п. 4.8. Договора) первичные документы, подтверждающие фактически понесенные затраты.</w:t>
       </w:r>
     </w:p>
     <w:p>
@@ -1346,13 +1059,11 @@
         <w:rPr>
           <w:color w:val="000000" w:themeColor="text1"/>
           <w:sz w:val="20"/>
-          <w:lang w:val="ru-RU"/>
-        </w:rPr>
-      </w:pPr>
-      <w:r>
-        <w:rPr>
-          <w:sz w:val="20"/>
-          <w:lang w:val="ru-RU"/>
+        </w:rPr>
+      </w:pPr>
+      <w:r>
+        <w:rPr>
+          <w:sz w:val="20"/>
         </w:rPr>
         <w:lastRenderedPageBreak/>
         <w:t xml:space="preserve">5.1. На установленные оригинальные запасные части, оборудование, агрегаты, аксессуары Исполнителем предоставляется гарантия сроком на 1 (Один) год с даты приема выполненных работ при условии соблюдения Заказчиком правил эксплуатации </w:t>
@@ -1361,7 +1072,6 @@
         <w:rPr>
           <w:color w:val="000000" w:themeColor="text1"/>
           <w:sz w:val="20"/>
-          <w:lang w:val="ru-RU"/>
         </w:rPr>
         <w:t>автомобилей или 20 000 км, в зависимости, что наступит раньше.</w:t>
       </w:r>
@@ -1373,21 +1083,18 @@
         <w:rPr>
           <w:sz w:val="20"/>
           <w:highlight w:val="yellow"/>
-          <w:lang w:val="ru-RU"/>
         </w:rPr>
       </w:pPr>
       <w:r>
         <w:rPr>
           <w:color w:val="000000" w:themeColor="text1"/>
           <w:sz w:val="20"/>
-          <w:lang w:val="ru-RU"/>
         </w:rPr>
         <w:t xml:space="preserve">На установленные неоригинальные запасные части, оборудование, агрегаты, аксессуары Исполнителем предоставляется гарантия сроком на 6 (шесть) месяцев с даты приема выполненных работ при условии соблюдения Заказчиком правил эксплуатации автомобилей или </w:t>
       </w:r>
       <w:r>
         <w:rPr>
           <w:sz w:val="20"/>
-          <w:lang w:val="ru-RU"/>
         </w:rPr>
         <w:t>10 000 км, в зависимости, что наступит раньше</w:t>
       </w:r>
@@ -1399,48 +1106,73 @@
         <w:rPr>
           <w:color w:val="000000" w:themeColor="text1"/>
           <w:sz w:val="20"/>
-          <w:lang w:val="ru-RU"/>
         </w:rPr>
       </w:pPr>
       <w:r>
         <w:rPr>
           <w:color w:val="000000" w:themeColor="text1"/>
           <w:sz w:val="20"/>
-          <w:lang w:val="ru-RU"/>
-        </w:rPr>
-        <w:t>На выполненные работы Исполнитель предоставляет гарантию ср</w:t>
-      </w:r>
-      <w:r>
+        </w:rPr>
+        <w:t xml:space="preserve">На выполненные работы Исполнитель предоставляет гарантию сроком на 6 (Шесть) месяцев либо 1000 (Одна тысяча) км пробега (в зависимости от того, что наступит первым) с даты приемки выполненных работ при условии соблюдения Заказчиком правил эксплуатации автомобилей. </w:t>
+      </w:r>
+    </w:p>
+    <w:p>
+      <w:pPr>
+        <w:pStyle w:val="ae"/>
+        <w:ind w:firstLine="709"/>
+        <w:jc w:val="both"/>
         <w:rPr>
           <w:color w:val="000000" w:themeColor="text1"/>
           <w:sz w:val="20"/>
-          <w:lang w:val="ru-RU"/>
-        </w:rPr>
-        <w:t>оком на 6 (Шесть) месяцев либо 1000 (Одна</w:t>
-      </w:r>
+        </w:rPr>
+      </w:pPr>
       <w:r>
         <w:rPr>
           <w:color w:val="000000" w:themeColor="text1"/>
           <w:sz w:val="20"/>
-          <w:lang w:val="ru-RU"/>
-        </w:rPr>
-        <w:t xml:space="preserve"> тысяч</w:t>
-      </w:r>
-      <w:r>
+        </w:rPr>
+        <w:t>В случае использования при проведении работ запасных частей, оборудования, агрегатов, аксессуаров Заказчика, установленная в настоящем пункте гарантия на такие запасные части, оборудование, агрегаты, аксессуары не распространяется.</w:t>
+      </w:r>
+    </w:p>
+    <w:p>
+      <w:pPr>
+        <w:pStyle w:val="ae"/>
+        <w:ind w:firstLine="709"/>
+        <w:jc w:val="both"/>
         <w:rPr>
           <w:color w:val="000000" w:themeColor="text1"/>
           <w:sz w:val="20"/>
-          <w:lang w:val="ru-RU"/>
-        </w:rPr>
-        <w:t>а</w:t>
+        </w:rPr>
+      </w:pPr>
+      <w:r>
+        <w:rPr>
+          <w:sz w:val="20"/>
+        </w:rPr>
+        <w:t>На использованные при выполнении работ материалы, предоставленные Заказчиком, гарантия не устанавливается.</w:t>
+      </w:r>
+    </w:p>
+    <w:p>
+      <w:pPr>
+        <w:pStyle w:val="ae"/>
+        <w:ind w:firstLine="709"/>
+        <w:jc w:val="both"/>
+        <w:rPr>
+          <w:color w:val="FF0000"/>
+          <w:sz w:val="20"/>
+        </w:rPr>
+      </w:pPr>
+      <w:r>
+        <w:rPr>
+          <w:sz w:val="20"/>
+        </w:rPr>
+        <w:t xml:space="preserve">5.2. Исполнитель гарантирует сохранность автомобилей Заказчика и дополнительного оборудования, установленного на них, во время нахождения автомобилей на территории </w:t>
       </w:r>
       <w:r>
         <w:rPr>
           <w:color w:val="000000" w:themeColor="text1"/>
           <w:sz w:val="20"/>
-          <w:lang w:val="ru-RU"/>
-        </w:rPr>
-        <w:t xml:space="preserve">) км пробега (в зависимости от того, что наступит первым) с даты приемки выполненных работ при условии соблюдения Заказчиком правил эксплуатации автомобилей. </w:t>
+        </w:rPr>
+        <w:t>Исполнителя.</w:t>
       </w:r>
     </w:p>
     <w:p>
@@ -1449,65 +1181,6 @@
         <w:ind w:firstLine="709"/>
         <w:jc w:val="both"/>
         <w:rPr>
-          <w:color w:val="000000" w:themeColor="text1"/>
-          <w:sz w:val="20"/>
-        </w:rPr>
-      </w:pPr>
-      <w:r>
-        <w:rPr>
-          <w:color w:val="000000" w:themeColor="text1"/>
-          <w:sz w:val="20"/>
-        </w:rPr>
-        <w:t>В случае использования при проведении работ запасных частей, оборудования, агрегатов, аксессуаров Заказчика, установленная в настоящем пункте гарантия на такие запасные части, оборудование, агрегаты, аксессуары не распространяется.</w:t>
-      </w:r>
-    </w:p>
-    <w:p>
-      <w:pPr>
-        <w:pStyle w:val="ae"/>
-        <w:ind w:firstLine="709"/>
-        <w:jc w:val="both"/>
-        <w:rPr>
-          <w:color w:val="000000" w:themeColor="text1"/>
-          <w:sz w:val="20"/>
-        </w:rPr>
-      </w:pPr>
-      <w:r>
-        <w:rPr>
-          <w:sz w:val="20"/>
-        </w:rPr>
-        <w:t>На использованные при выполнении работ материалы, предоставленные Заказчиком, гарантия не устанавливается.</w:t>
-      </w:r>
-    </w:p>
-    <w:p>
-      <w:pPr>
-        <w:pStyle w:val="ae"/>
-        <w:ind w:firstLine="709"/>
-        <w:jc w:val="both"/>
-        <w:rPr>
-          <w:color w:val="FF0000"/>
-          <w:sz w:val="20"/>
-        </w:rPr>
-      </w:pPr>
-      <w:r>
-        <w:rPr>
-          <w:sz w:val="20"/>
-        </w:rPr>
-        <w:t xml:space="preserve">5.2. Исполнитель гарантирует сохранность автомобилей Заказчика и дополнительного оборудования, установленного на них, во время нахождения автомобилей на территории </w:t>
-      </w:r>
-      <w:r>
-        <w:rPr>
-          <w:color w:val="000000" w:themeColor="text1"/>
-          <w:sz w:val="20"/>
-        </w:rPr>
-        <w:t>Исполнителя.</w:t>
-      </w:r>
-    </w:p>
-    <w:p>
-      <w:pPr>
-        <w:pStyle w:val="ae"/>
-        <w:ind w:firstLine="709"/>
-        <w:jc w:val="both"/>
-        <w:rPr>
           <w:sz w:val="20"/>
         </w:rPr>
       </w:pPr>
@@ -1550,19 +1223,7 @@
         <w:jc w:val="both"/>
       </w:pPr>
       <w:r>
-        <w:t>6.2. В случае просрочки Заказчиком оплаты, Исполнитель, по своему усмотрению, вправе начислить и потребовать уплаты, а Заказчик обязан уплатить Исп</w:t>
-      </w:r>
-      <w:r>
-        <w:t>олнителю неустойку в размере 0,</w:t>
-      </w:r>
-      <w:r>
-        <w:t>1% от несвоевременно оплаченной</w:t>
-      </w:r>
-      <w:r>
-        <w:t xml:space="preserve"> суммы за каждый день просрочки</w:t>
-      </w:r>
-      <w:r>
-        <w:t xml:space="preserve">. Заказчик освобождается от уплаты неустойки, если докажет, что просрочка исполнения указанного обязательства произошла не по вине Заказчика, вследствие непреодолимой силы или по вине Исполнителя. </w:t>
+        <w:t xml:space="preserve">6.2. В случае просрочки Заказчиком оплаты, Исполнитель, по своему усмотрению, вправе начислить и потребовать уплаты, а Заказчик обязан уплатить Исполнителю неустойку в размере 0,1% от несвоевременно оплаченной суммы за каждый день просрочки. Заказчик освобождается от уплаты неустойки, если докажет, что просрочка исполнения указанного обязательства произошла не по вине Заказчика, вследствие непреодолимой силы или по вине Исполнителя. </w:t>
       </w:r>
     </w:p>
     <w:p>
@@ -1830,14 +1491,12 @@
         <w:ind w:firstLine="709"/>
         <w:rPr>
           <w:sz w:val="20"/>
-          <w:lang w:val="ru-RU"/>
         </w:rPr>
       </w:pPr>
       <w:r>
         <w:rPr>
           <w:color w:val="000000"/>
           <w:sz w:val="20"/>
-          <w:lang w:val="ru-RU"/>
         </w:rPr>
         <w:t xml:space="preserve">7.3. Срок действия Договора продлевается соответственно на срок действия форс-мажорных обстоятельств. В случае если любая из сторон заявит в письменном виде о своем намерении прекратить дальнейшее действие настоящего Договора ввиду действия обстоятельств, указанных в п.7.1 настоящего Договора, стороны производят полный взаимный расчет с составлением по итогам расчетов акта или иного двустороннего документа, подтверждающего факт проведения полных взаимных расчетов, и прекращают действие настоящего Договора. </w:t>
       </w:r>
@@ -1850,7 +1509,6 @@
           <w:b/>
           <w:color w:val="000000"/>
           <w:sz w:val="20"/>
-          <w:lang w:val="ru-RU"/>
         </w:rPr>
       </w:pPr>
     </w:p>
@@ -1860,14 +1518,12 @@
         <w:jc w:val="center"/>
         <w:rPr>
           <w:sz w:val="20"/>
-          <w:lang w:val="ru-RU"/>
         </w:rPr>
       </w:pPr>
       <w:r>
         <w:rPr>
           <w:b/>
           <w:sz w:val="20"/>
-          <w:lang w:val="ru-RU"/>
         </w:rPr>
         <w:t>8.  СРОК ДЕЙСТВИЯ И ПОРЯДОК РАСТОРЖЕНИЯ ДОГОВОРА</w:t>
       </w:r>
@@ -1878,19 +1534,13 @@
         <w:jc w:val="both"/>
       </w:pPr>
       <w:r>
-        <w:t xml:space="preserve">8.1. Настоящий Договор вступает в силу с момента его подписания и действует до полного исполнения Сторонами своих обязательств, но не позднее </w:t>
+        <w:t xml:space="preserve">8.1. Настоящий Договор вступает в силу с момента его подписания и действует до полного исполнения Сторонами своих обязательств{%- if contract_end_date %}, но не позднее {{ contract_end_date }} г.{%- endif %}</w:t>
       </w:r>
       <w:r>
         <w:rPr>
           <w:highlight w:val="yellow"/>
         </w:rPr>
-        <w:t>28.12.2025</w:t>
-      </w:r>
-      <w:r>
-        <w:rPr>
-          <w:highlight w:val="yellow"/>
-        </w:rPr>
-        <w:t xml:space="preserve"> г.</w:t>
+        <w:t xml:space="preserve"/>
       </w:r>
     </w:p>
     <w:p>
@@ -1938,7 +1588,6 @@
         <w:rPr>
           <w:b/>
           <w:sz w:val="20"/>
-          <w:lang w:val="ru-RU"/>
         </w:rPr>
         <w:t>9. РАЗРЕШЕНИЕ СПОРОВ</w:t>
       </w:r>
@@ -1997,13 +1646,11 @@
         <w:ind w:firstLine="709"/>
         <w:rPr>
           <w:sz w:val="20"/>
-          <w:lang w:val="ru-RU"/>
-        </w:rPr>
-      </w:pPr>
-      <w:r>
-        <w:rPr>
-          <w:sz w:val="20"/>
-          <w:lang w:val="ru-RU"/>
+        </w:rPr>
+      </w:pPr>
+      <w:r>
+        <w:rPr>
+          <w:sz w:val="20"/>
         </w:rPr>
         <w:t>10.2.  Все приложения к настоящему Договору являются его неотъемлемой частью.</w:t>
       </w:r>
@@ -2220,15 +1867,7 @@
         <w:jc w:val="both"/>
       </w:pPr>
       <w:r>
-        <w:t>10.9. Стороны признают действительность сканированных копий документов, сообщений, направляемых сторонами друг другу с использованием адресов электронной почты (e-</w:t>
-      </w:r>
-      <w:proofErr w:type="spellStart"/>
-      <w:r>
-        <w:t>mail</w:t>
-      </w:r>
-      <w:proofErr w:type="spellEnd"/>
-      <w:r>
-        <w:t>) сторон, указанных в разделе 11 настоящего Договора. Такие копии документов сохраняют свою силу до получения второй стороной подлинника соответствующего документа. Стороны обязуются обмениваться подлинниками документов в течение 10 (десяти) рабочих дней с момента получения сканированных копий таких документов.</w:t>
+        <w:t xml:space="preserve">10.9. Стороны признают действительность сканированных копий документов, сообщений, направляемых сторонами друг другу с использованием адресов электронной почты (e-mail) сторон, указанных в разделе 11 настоящего Договора. Такие копии документов сохраняют свою силу до получения второй стороной подлинника соответствующего документа. Стороны обязуются обмениваться подлинниками документов в течение 10 (десяти) рабочих дней с момента получения сканированных копий таких документов.</w:t>
       </w:r>
     </w:p>
     <w:p>
@@ -2282,13 +1921,11 @@
         <w:ind w:firstLine="709"/>
         <w:rPr>
           <w:sz w:val="20"/>
-          <w:lang w:val="ru-RU"/>
-        </w:rPr>
-      </w:pPr>
-      <w:r>
-        <w:rPr>
-          <w:sz w:val="20"/>
-          <w:lang w:val="ru-RU"/>
+        </w:rPr>
+      </w:pPr>
+      <w:r>
+        <w:rPr>
+          <w:sz w:val="20"/>
         </w:rPr>
         <w:t xml:space="preserve"> 10.15. Настоящий Договор составлен в 2 (двух) экземплярах, имеющих равную юридическую силу, по одному для каждой из Сторон.</w:t>
       </w:r>
@@ -2416,19 +2053,7 @@
               <w:rPr>
                 <w:rFonts w:eastAsia="Calibri"/>
               </w:rPr>
-              <w:t xml:space="preserve">Наименование: {{customer_short_name}}</w:t>
-            </w:r>
-            <w:r>
-              <w:rPr>
-                <w:rFonts w:eastAsia="Calibri"/>
-              </w:rPr>
-              <w:t/>
-            </w:r>
-            <w:r>
-              <w:rPr>
-                <w:rFonts w:eastAsia="Calibri"/>
-              </w:rPr>
-              <w:t xml:space="preserve"/>
+              <w:t xml:space="preserve">Наименование: {{ customer_full_name }}</w:t>
             </w:r>
           </w:p>
           <w:p>
@@ -2480,13 +2105,7 @@
               <w:rPr>
                 <w:rFonts w:eastAsia="Calibri"/>
               </w:rPr>
-              <w:t>ОГРН</w:t>
-            </w:r>
-            <w:r>
-              <w:rPr>
-                <w:rFonts w:eastAsia="Calibri"/>
-              </w:rPr>
-              <w:t xml:space="preserve"> </w:t>
+              <w:t xml:space="preserve">ОГРН </w:t>
             </w:r>
           </w:p>
           <w:p>
@@ -2525,7 +2144,7 @@
               <w:rPr>
                 <w:rFonts w:eastAsia="Calibri"/>
               </w:rPr>
-              <w:t xml:space="preserve">{{customer_signatory_position}}</w:t>
+              <w:t xml:space="preserve">{{ customer_signatory_position }}</w:t>
             </w:r>
           </w:p>
           <w:p>
@@ -2549,7 +2168,7 @@
               <w:rPr>
                 <w:rFonts w:eastAsia="Calibri"/>
               </w:rPr>
-              <w:t xml:space="preserve">_____________ / {{customer_signatory_name_initials}} М.П.</w:t>
+              <w:t>_________________  М.П.</w:t>
             </w:r>
           </w:p>
         </w:tc>
@@ -2573,7 +2192,7 @@
           </w:tcPr>
           <w:p>
             <w:r>
-              <w:t xml:space="preserve">Наименование: {{customer_short_name}} </w:t>
+              <w:t xml:space="preserve">Наименование: _______ </w:t>
             </w:r>
           </w:p>
           <w:p>
@@ -2818,7 +2437,7 @@
           <w:color w:val="333333"/>
           <w:szCs w:val="22"/>
         </w:rPr>
-        <w:t>                                                                                                                                  к договору № ___ от ________</w:t>
+        <w:t xml:space="preserve">                                                                                                                                  к договору № {{ contract_number }} от {{ contract_date_day }}.{{ contract_date_month }}.{{ contract_date_year }}</w:t>
       </w:r>
     </w:p>
     <w:p>
@@ -3061,51 +2680,8 @@
                 <w:b/>
                 <w:sz w:val="22"/>
                 <w:szCs w:val="22"/>
-                <w:lang w:val="en-US"/>
-              </w:rPr>
-              <w:t>0</w:t>
-            </w:r>
-            <w:r>
-              <w:rPr>
-                <w:b/>
-                <w:sz w:val="22"/>
-                <w:szCs w:val="22"/>
-              </w:rPr>
-              <w:t>0.</w:t>
-            </w:r>
-            <w:r>
-              <w:rPr>
-                <w:b/>
-                <w:sz w:val="22"/>
-                <w:szCs w:val="22"/>
-                <w:lang w:val="en-US"/>
-              </w:rPr>
-              <w:t>0</w:t>
-            </w:r>
-            <w:r>
-              <w:rPr>
-                <w:b/>
-                <w:sz w:val="22"/>
-                <w:szCs w:val="22"/>
-              </w:rPr>
-              <w:t>0.0</w:t>
-            </w:r>
-            <w:r>
-              <w:rPr>
-                <w:b/>
-                <w:sz w:val="22"/>
-                <w:szCs w:val="22"/>
-                <w:lang w:val="en-US"/>
-              </w:rPr>
-              <w:t>0</w:t>
-            </w:r>
-            <w:r>
-              <w:rPr>
-                <w:b/>
-                <w:sz w:val="22"/>
-                <w:szCs w:val="22"/>
-              </w:rPr>
-              <w:t>г</w:t>
+              </w:rPr>
+              <w:t xml:space="preserve">00.00.00г</w:t>
             </w:r>
           </w:p>
         </w:tc>
@@ -3120,7 +2696,6 @@
                 <w:b/>
                 <w:sz w:val="22"/>
                 <w:szCs w:val="22"/>
-                <w:lang w:val="en-US"/>
               </w:rPr>
             </w:pPr>
           </w:p>
@@ -3170,51 +2745,8 @@
                 <w:b/>
                 <w:sz w:val="22"/>
                 <w:szCs w:val="22"/>
-                <w:lang w:val="en-US"/>
-              </w:rPr>
-              <w:t>0</w:t>
-            </w:r>
-            <w:r>
-              <w:rPr>
-                <w:b/>
-                <w:sz w:val="22"/>
-                <w:szCs w:val="22"/>
-              </w:rPr>
-              <w:t>0.</w:t>
-            </w:r>
-            <w:r>
-              <w:rPr>
-                <w:b/>
-                <w:sz w:val="22"/>
-                <w:szCs w:val="22"/>
-                <w:lang w:val="en-US"/>
-              </w:rPr>
-              <w:t>0</w:t>
-            </w:r>
-            <w:r>
-              <w:rPr>
-                <w:b/>
-                <w:sz w:val="22"/>
-                <w:szCs w:val="22"/>
-              </w:rPr>
-              <w:t>0.0</w:t>
-            </w:r>
-            <w:r>
-              <w:rPr>
-                <w:b/>
-                <w:sz w:val="22"/>
-                <w:szCs w:val="22"/>
-                <w:lang w:val="en-US"/>
-              </w:rPr>
-              <w:t>0</w:t>
-            </w:r>
-            <w:r>
-              <w:rPr>
-                <w:b/>
-                <w:sz w:val="22"/>
-                <w:szCs w:val="22"/>
-              </w:rPr>
-              <w:t>г</w:t>
+              </w:rPr>
+              <w:t xml:space="preserve">00.00.00г</w:t>
             </w:r>
           </w:p>
         </w:tc>
@@ -3229,7 +2761,6 @@
                 <w:b/>
                 <w:sz w:val="22"/>
                 <w:szCs w:val="22"/>
-                <w:lang w:val="en-US"/>
               </w:rPr>
             </w:pPr>
           </w:p>
@@ -3279,51 +2810,8 @@
                 <w:b/>
                 <w:sz w:val="22"/>
                 <w:szCs w:val="22"/>
-                <w:lang w:val="en-US"/>
-              </w:rPr>
-              <w:t>0</w:t>
-            </w:r>
-            <w:r>
-              <w:rPr>
-                <w:b/>
-                <w:sz w:val="22"/>
-                <w:szCs w:val="22"/>
-              </w:rPr>
-              <w:t>0.</w:t>
-            </w:r>
-            <w:r>
-              <w:rPr>
-                <w:b/>
-                <w:sz w:val="22"/>
-                <w:szCs w:val="22"/>
-                <w:lang w:val="en-US"/>
-              </w:rPr>
-              <w:t>0</w:t>
-            </w:r>
-            <w:r>
-              <w:rPr>
-                <w:b/>
-                <w:sz w:val="22"/>
-                <w:szCs w:val="22"/>
-              </w:rPr>
-              <w:t>0.0</w:t>
-            </w:r>
-            <w:r>
-              <w:rPr>
-                <w:b/>
-                <w:sz w:val="22"/>
-                <w:szCs w:val="22"/>
-                <w:lang w:val="en-US"/>
-              </w:rPr>
-              <w:t>0</w:t>
-            </w:r>
-            <w:r>
-              <w:rPr>
-                <w:b/>
-                <w:sz w:val="22"/>
-                <w:szCs w:val="22"/>
-              </w:rPr>
-              <w:t>г</w:t>
+              </w:rPr>
+              <w:t xml:space="preserve">00.00.00г</w:t>
             </w:r>
           </w:p>
         </w:tc>
@@ -3338,7 +2826,6 @@
                 <w:b/>
                 <w:sz w:val="22"/>
                 <w:szCs w:val="22"/>
-                <w:lang w:val="en-US"/>
               </w:rPr>
             </w:pPr>
           </w:p>
@@ -3363,7 +2850,7 @@
             <w:szCs w:val="22"/>
             <w:u w:val="single"/>
           </w:rPr>
-          <w:t xml:space="preserve">ЗАЯВКА № {{repair_request_number}}</w:t>
+          <w:t xml:space="preserve">ЗАЯВКА № {{ repair_request_number }}</w:t>
         </w:r>
       </w:hyperlink>
       <w:r>
@@ -3402,7 +2889,7 @@
           <w:sz w:val="22"/>
           <w:szCs w:val="22"/>
         </w:rPr>
-        <w:t xml:space="preserve">По Договору № {{contract_number}} от {{contract_date}}</w:t>
+        <w:t xml:space="preserve">По Договору № {{ contract_number }} от {{ contract_date_day }}.{{ contract_date_month }}.{{ contract_date_year }}</w:t>
       </w:r>
     </w:p>
     <w:p>
@@ -3562,7 +3049,6 @@
                 <w:b/>
                 <w:sz w:val="22"/>
                 <w:szCs w:val="22"/>
-                <w:lang w:val="en-US"/>
               </w:rPr>
             </w:pPr>
             <w:r>
@@ -3745,20 +3231,8 @@
                 <w:sz w:val="22"/>
                 <w:szCs w:val="22"/>
               </w:rPr>
-              <w:t xml:space="preserve">Государственный </w:t>
-            </w:r>
-            <w:proofErr w:type="spellStart"/>
-            <w:proofErr w:type="gramStart"/>
-            <w:r>
-              <w:rPr>
-                <w:b/>
-                <w:sz w:val="22"/>
-                <w:szCs w:val="22"/>
-              </w:rPr>
-              <w:t>рег.номер</w:t>
-            </w:r>
-            <w:proofErr w:type="spellEnd"/>
-            <w:proofErr w:type="gramEnd"/>
+              <w:t xml:space="preserve">Государственный рег.номер</w:t>
+            </w:r>
           </w:p>
           <w:p>
             <w:pPr>
@@ -3800,7 +3274,6 @@
                 <w:b/>
                 <w:sz w:val="22"/>
                 <w:szCs w:val="22"/>
-                <w:lang w:val="en-US"/>
               </w:rPr>
               <w:t>VIN</w:t>
             </w:r>
@@ -3828,7 +3301,7 @@
                 <w:sz w:val="22"/>
                 <w:szCs w:val="22"/>
               </w:rPr>
-              <w:t>Кузов №</w:t>
+              <w:t xml:space="preserve">Кузов №:</w:t>
             </w:r>
           </w:p>
           <w:p>
@@ -3980,15 +3453,7 @@
                 <w:sz w:val="22"/>
                 <w:szCs w:val="22"/>
               </w:rPr>
-              <w:t xml:space="preserve">Наименование </w:t>
-            </w:r>
-            <w:r>
-              <w:rPr>
-                <w:b/>
-                <w:sz w:val="22"/>
-                <w:szCs w:val="22"/>
-              </w:rPr>
-              <w:t>Работ</w:t>
+              <w:t xml:space="preserve">Наименование Работ</w:t>
             </w:r>
           </w:p>
           <w:p>
@@ -4212,6 +3677,9 @@
                 <w:szCs w:val="22"/>
               </w:rPr>
             </w:pPr>
+            <w:r>
+              <w:t>{%tr for item in items %}</w:t>
+            </w:r>
           </w:p>
         </w:tc>
         <w:tc>
@@ -4227,13 +3695,6 @@
                 <w:szCs w:val="22"/>
               </w:rPr>
             </w:pPr>
-            <w:r>
-              <w:rPr>
-                <w:sz w:val="22"/>
-                <w:szCs w:val="22"/>
-              </w:rPr>
-              <w:t>1.</w:t>
-            </w:r>
           </w:p>
         </w:tc>
         <w:tc>
@@ -4250,13 +3711,6 @@
                 <w:szCs w:val="22"/>
               </w:rPr>
             </w:pPr>
-            <w:r>
-              <w:rPr>
-                <w:sz w:val="22"/>
-                <w:szCs w:val="22"/>
-              </w:rPr>
-              <w:t>1</w:t>
-            </w:r>
           </w:p>
         </w:tc>
         <w:tc>
@@ -4289,13 +3743,6 @@
                 <w:szCs w:val="22"/>
               </w:rPr>
             </w:pPr>
-            <w:r>
-              <w:rPr>
-                <w:sz w:val="22"/>
-                <w:szCs w:val="22"/>
-              </w:rPr>
-              <w:t>00-00</w:t>
-            </w:r>
           </w:p>
         </w:tc>
         <w:tc>
@@ -4312,13 +3759,6 @@
                 <w:szCs w:val="22"/>
               </w:rPr>
             </w:pPr>
-            <w:r>
-              <w:rPr>
-                <w:sz w:val="22"/>
-                <w:szCs w:val="22"/>
-              </w:rPr>
-              <w:t>00-00</w:t>
-            </w:r>
           </w:p>
         </w:tc>
       </w:tr>
@@ -4336,6 +3776,9 @@
                 <w:szCs w:val="22"/>
               </w:rPr>
             </w:pPr>
+            <w:r>
+              <w:t>{{ item.code }}</w:t>
+            </w:r>
           </w:p>
         </w:tc>
         <w:tc>
@@ -4351,6 +3794,9 @@
                 <w:szCs w:val="22"/>
               </w:rPr>
             </w:pPr>
+            <w:r>
+              <w:t>{{ item.name }}</w:t>
+            </w:r>
           </w:p>
         </w:tc>
         <w:tc>
@@ -4367,6 +3813,9 @@
                 <w:szCs w:val="22"/>
               </w:rPr>
             </w:pPr>
+            <w:r>
+              <w:t>{{ item.quantity }}</w:t>
+            </w:r>
           </w:p>
         </w:tc>
         <w:tc>
@@ -4383,6 +3832,9 @@
                 <w:szCs w:val="22"/>
               </w:rPr>
             </w:pPr>
+            <w:r>
+              <w:t>{{ item.norm_hours }}</w:t>
+            </w:r>
           </w:p>
         </w:tc>
         <w:tc>
@@ -4399,6 +3851,9 @@
                 <w:szCs w:val="22"/>
               </w:rPr>
             </w:pPr>
+            <w:r>
+              <w:t>{{ item.unit_price }}</w:t>
+            </w:r>
           </w:p>
         </w:tc>
         <w:tc>
@@ -4415,6 +3870,9 @@
                 <w:szCs w:val="22"/>
               </w:rPr>
             </w:pPr>
+            <w:r>
+              <w:t>{{ item.total }}</w:t>
+            </w:r>
           </w:p>
         </w:tc>
       </w:tr>
@@ -4432,486 +3890,9 @@
                 <w:szCs w:val="22"/>
               </w:rPr>
             </w:pPr>
-          </w:p>
-        </w:tc>
-        <w:tc>
-          <w:tcPr>
-            <w:tcW w:w="4662" w:type="dxa"/>
-            <w:shd w:val="clear" w:color="auto" w:fill="auto"/>
-          </w:tcPr>
-          <w:p>
-            <w:pPr>
-              <w:suppressAutoHyphens w:val="0"/>
-              <w:rPr>
-                <w:sz w:val="22"/>
-                <w:szCs w:val="22"/>
-              </w:rPr>
-            </w:pPr>
-          </w:p>
-        </w:tc>
-        <w:tc>
-          <w:tcPr>
-            <w:tcW w:w="900" w:type="dxa"/>
-            <w:shd w:val="clear" w:color="auto" w:fill="auto"/>
-          </w:tcPr>
-          <w:p>
-            <w:pPr>
-              <w:suppressAutoHyphens w:val="0"/>
-              <w:jc w:val="center"/>
-              <w:rPr>
-                <w:sz w:val="22"/>
-                <w:szCs w:val="22"/>
-              </w:rPr>
-            </w:pPr>
-          </w:p>
-        </w:tc>
-        <w:tc>
-          <w:tcPr>
-            <w:tcW w:w="1352" w:type="dxa"/>
-            <w:shd w:val="clear" w:color="auto" w:fill="auto"/>
-          </w:tcPr>
-          <w:p>
-            <w:pPr>
-              <w:suppressAutoHyphens w:val="0"/>
-              <w:jc w:val="center"/>
-              <w:rPr>
-                <w:sz w:val="22"/>
-                <w:szCs w:val="22"/>
-              </w:rPr>
-            </w:pPr>
-          </w:p>
-        </w:tc>
-        <w:tc>
-          <w:tcPr>
-            <w:tcW w:w="1401" w:type="dxa"/>
-            <w:shd w:val="clear" w:color="auto" w:fill="auto"/>
-          </w:tcPr>
-          <w:p>
-            <w:pPr>
-              <w:suppressAutoHyphens w:val="0"/>
-              <w:jc w:val="center"/>
-              <w:rPr>
-                <w:sz w:val="22"/>
-                <w:szCs w:val="22"/>
-              </w:rPr>
-            </w:pPr>
-          </w:p>
-        </w:tc>
-        <w:tc>
-          <w:tcPr>
-            <w:tcW w:w="1467" w:type="dxa"/>
-            <w:shd w:val="clear" w:color="auto" w:fill="auto"/>
-          </w:tcPr>
-          <w:p>
-            <w:pPr>
-              <w:suppressAutoHyphens w:val="0"/>
-              <w:jc w:val="center"/>
-              <w:rPr>
-                <w:sz w:val="22"/>
-                <w:szCs w:val="22"/>
-              </w:rPr>
-            </w:pPr>
-          </w:p>
-        </w:tc>
-      </w:tr>
-      <w:tr>
-        <w:tc>
-          <w:tcPr>
-            <w:tcW w:w="1206" w:type="dxa"/>
-            <w:shd w:val="clear" w:color="auto" w:fill="auto"/>
-          </w:tcPr>
-          <w:p>
-            <w:pPr>
-              <w:suppressAutoHyphens w:val="0"/>
-              <w:rPr>
-                <w:sz w:val="22"/>
-                <w:szCs w:val="22"/>
-              </w:rPr>
-            </w:pPr>
-          </w:p>
-        </w:tc>
-        <w:tc>
-          <w:tcPr>
-            <w:tcW w:w="4662" w:type="dxa"/>
-            <w:shd w:val="clear" w:color="auto" w:fill="auto"/>
-          </w:tcPr>
-          <w:p>
-            <w:pPr>
-              <w:suppressAutoHyphens w:val="0"/>
-              <w:rPr>
-                <w:sz w:val="22"/>
-                <w:szCs w:val="22"/>
-              </w:rPr>
-            </w:pPr>
-          </w:p>
-        </w:tc>
-        <w:tc>
-          <w:tcPr>
-            <w:tcW w:w="900" w:type="dxa"/>
-            <w:shd w:val="clear" w:color="auto" w:fill="auto"/>
-          </w:tcPr>
-          <w:p>
-            <w:pPr>
-              <w:suppressAutoHyphens w:val="0"/>
-              <w:jc w:val="center"/>
-              <w:rPr>
-                <w:sz w:val="22"/>
-                <w:szCs w:val="22"/>
-              </w:rPr>
-            </w:pPr>
-          </w:p>
-        </w:tc>
-        <w:tc>
-          <w:tcPr>
-            <w:tcW w:w="1352" w:type="dxa"/>
-            <w:shd w:val="clear" w:color="auto" w:fill="auto"/>
-          </w:tcPr>
-          <w:p>
-            <w:pPr>
-              <w:suppressAutoHyphens w:val="0"/>
-              <w:jc w:val="center"/>
-              <w:rPr>
-                <w:sz w:val="22"/>
-                <w:szCs w:val="22"/>
-              </w:rPr>
-            </w:pPr>
-          </w:p>
-        </w:tc>
-        <w:tc>
-          <w:tcPr>
-            <w:tcW w:w="1401" w:type="dxa"/>
-            <w:shd w:val="clear" w:color="auto" w:fill="auto"/>
-          </w:tcPr>
-          <w:p>
-            <w:pPr>
-              <w:suppressAutoHyphens w:val="0"/>
-              <w:jc w:val="center"/>
-              <w:rPr>
-                <w:sz w:val="22"/>
-                <w:szCs w:val="22"/>
-              </w:rPr>
-            </w:pPr>
-          </w:p>
-        </w:tc>
-        <w:tc>
-          <w:tcPr>
-            <w:tcW w:w="1467" w:type="dxa"/>
-            <w:shd w:val="clear" w:color="auto" w:fill="auto"/>
-          </w:tcPr>
-          <w:p>
-            <w:pPr>
-              <w:suppressAutoHyphens w:val="0"/>
-              <w:jc w:val="center"/>
-              <w:rPr>
-                <w:sz w:val="22"/>
-                <w:szCs w:val="22"/>
-              </w:rPr>
-            </w:pPr>
-          </w:p>
-        </w:tc>
-      </w:tr>
-      <w:tr>
-        <w:tc>
-          <w:tcPr>
-            <w:tcW w:w="1206" w:type="dxa"/>
-            <w:shd w:val="clear" w:color="auto" w:fill="auto"/>
-          </w:tcPr>
-          <w:p>
-            <w:pPr>
-              <w:suppressAutoHyphens w:val="0"/>
-              <w:rPr>
-                <w:sz w:val="22"/>
-                <w:szCs w:val="22"/>
-              </w:rPr>
-            </w:pPr>
-          </w:p>
-        </w:tc>
-        <w:tc>
-          <w:tcPr>
-            <w:tcW w:w="4662" w:type="dxa"/>
-            <w:shd w:val="clear" w:color="auto" w:fill="auto"/>
-          </w:tcPr>
-          <w:p>
-            <w:pPr>
-              <w:suppressAutoHyphens w:val="0"/>
-              <w:rPr>
-                <w:sz w:val="22"/>
-                <w:szCs w:val="22"/>
-              </w:rPr>
-            </w:pPr>
-          </w:p>
-        </w:tc>
-        <w:tc>
-          <w:tcPr>
-            <w:tcW w:w="900" w:type="dxa"/>
-            <w:shd w:val="clear" w:color="auto" w:fill="auto"/>
-          </w:tcPr>
-          <w:p>
-            <w:pPr>
-              <w:suppressAutoHyphens w:val="0"/>
-              <w:jc w:val="center"/>
-              <w:rPr>
-                <w:sz w:val="22"/>
-                <w:szCs w:val="22"/>
-              </w:rPr>
-            </w:pPr>
-          </w:p>
-        </w:tc>
-        <w:tc>
-          <w:tcPr>
-            <w:tcW w:w="1352" w:type="dxa"/>
-            <w:shd w:val="clear" w:color="auto" w:fill="auto"/>
-          </w:tcPr>
-          <w:p>
-            <w:pPr>
-              <w:suppressAutoHyphens w:val="0"/>
-              <w:jc w:val="center"/>
-              <w:rPr>
-                <w:sz w:val="22"/>
-                <w:szCs w:val="22"/>
-              </w:rPr>
-            </w:pPr>
-          </w:p>
-        </w:tc>
-        <w:tc>
-          <w:tcPr>
-            <w:tcW w:w="1401" w:type="dxa"/>
-            <w:shd w:val="clear" w:color="auto" w:fill="auto"/>
-          </w:tcPr>
-          <w:p>
-            <w:pPr>
-              <w:suppressAutoHyphens w:val="0"/>
-              <w:jc w:val="center"/>
-              <w:rPr>
-                <w:sz w:val="22"/>
-                <w:szCs w:val="22"/>
-              </w:rPr>
-            </w:pPr>
-          </w:p>
-        </w:tc>
-        <w:tc>
-          <w:tcPr>
-            <w:tcW w:w="1467" w:type="dxa"/>
-            <w:shd w:val="clear" w:color="auto" w:fill="auto"/>
-          </w:tcPr>
-          <w:p>
-            <w:pPr>
-              <w:suppressAutoHyphens w:val="0"/>
-              <w:jc w:val="center"/>
-              <w:rPr>
-                <w:sz w:val="22"/>
-                <w:szCs w:val="22"/>
-              </w:rPr>
-            </w:pPr>
-          </w:p>
-        </w:tc>
-      </w:tr>
-      <w:tr>
-        <w:tc>
-          <w:tcPr>
-            <w:tcW w:w="1206" w:type="dxa"/>
-            <w:shd w:val="clear" w:color="auto" w:fill="auto"/>
-          </w:tcPr>
-          <w:p>
-            <w:pPr>
-              <w:suppressAutoHyphens w:val="0"/>
-              <w:rPr>
-                <w:sz w:val="22"/>
-                <w:szCs w:val="22"/>
-              </w:rPr>
-            </w:pPr>
-          </w:p>
-        </w:tc>
-        <w:tc>
-          <w:tcPr>
-            <w:tcW w:w="4662" w:type="dxa"/>
-            <w:shd w:val="clear" w:color="auto" w:fill="auto"/>
-          </w:tcPr>
-          <w:p>
-            <w:pPr>
-              <w:suppressAutoHyphens w:val="0"/>
-              <w:rPr>
-                <w:sz w:val="22"/>
-                <w:szCs w:val="22"/>
-              </w:rPr>
-            </w:pPr>
-          </w:p>
-        </w:tc>
-        <w:tc>
-          <w:tcPr>
-            <w:tcW w:w="900" w:type="dxa"/>
-            <w:shd w:val="clear" w:color="auto" w:fill="auto"/>
-          </w:tcPr>
-          <w:p>
-            <w:pPr>
-              <w:suppressAutoHyphens w:val="0"/>
-              <w:jc w:val="center"/>
-              <w:rPr>
-                <w:sz w:val="22"/>
-                <w:szCs w:val="22"/>
-              </w:rPr>
-            </w:pPr>
-          </w:p>
-        </w:tc>
-        <w:tc>
-          <w:tcPr>
-            <w:tcW w:w="1352" w:type="dxa"/>
-            <w:shd w:val="clear" w:color="auto" w:fill="auto"/>
-          </w:tcPr>
-          <w:p>
-            <w:pPr>
-              <w:suppressAutoHyphens w:val="0"/>
-              <w:jc w:val="center"/>
-              <w:rPr>
-                <w:sz w:val="22"/>
-                <w:szCs w:val="22"/>
-              </w:rPr>
-            </w:pPr>
-          </w:p>
-        </w:tc>
-        <w:tc>
-          <w:tcPr>
-            <w:tcW w:w="1401" w:type="dxa"/>
-            <w:shd w:val="clear" w:color="auto" w:fill="auto"/>
-          </w:tcPr>
-          <w:p>
-            <w:pPr>
-              <w:suppressAutoHyphens w:val="0"/>
-              <w:jc w:val="center"/>
-              <w:rPr>
-                <w:sz w:val="22"/>
-                <w:szCs w:val="22"/>
-              </w:rPr>
-            </w:pPr>
-          </w:p>
-        </w:tc>
-        <w:tc>
-          <w:tcPr>
-            <w:tcW w:w="1467" w:type="dxa"/>
-            <w:shd w:val="clear" w:color="auto" w:fill="auto"/>
-          </w:tcPr>
-          <w:p>
-            <w:pPr>
-              <w:suppressAutoHyphens w:val="0"/>
-              <w:jc w:val="center"/>
-              <w:rPr>
-                <w:sz w:val="22"/>
-                <w:szCs w:val="22"/>
-              </w:rPr>
-            </w:pPr>
-          </w:p>
-        </w:tc>
-      </w:tr>
-      <w:tr>
-        <w:tc>
-          <w:tcPr>
-            <w:tcW w:w="1206" w:type="dxa"/>
-            <w:shd w:val="clear" w:color="auto" w:fill="auto"/>
-          </w:tcPr>
-          <w:p>
-            <w:pPr>
-              <w:suppressAutoHyphens w:val="0"/>
-              <w:rPr>
-                <w:sz w:val="22"/>
-                <w:szCs w:val="22"/>
-              </w:rPr>
-            </w:pPr>
-          </w:p>
-        </w:tc>
-        <w:tc>
-          <w:tcPr>
-            <w:tcW w:w="4662" w:type="dxa"/>
-            <w:shd w:val="clear" w:color="auto" w:fill="auto"/>
-          </w:tcPr>
-          <w:p>
-            <w:pPr>
-              <w:suppressAutoHyphens w:val="0"/>
-              <w:rPr>
-                <w:sz w:val="22"/>
-                <w:szCs w:val="22"/>
-              </w:rPr>
-            </w:pPr>
-          </w:p>
-        </w:tc>
-        <w:tc>
-          <w:tcPr>
-            <w:tcW w:w="900" w:type="dxa"/>
-            <w:shd w:val="clear" w:color="auto" w:fill="auto"/>
-          </w:tcPr>
-          <w:p>
-            <w:pPr>
-              <w:suppressAutoHyphens w:val="0"/>
-              <w:jc w:val="center"/>
-              <w:rPr>
-                <w:sz w:val="22"/>
-                <w:szCs w:val="22"/>
-              </w:rPr>
-            </w:pPr>
-          </w:p>
-        </w:tc>
-        <w:tc>
-          <w:tcPr>
-            <w:tcW w:w="1352" w:type="dxa"/>
-            <w:shd w:val="clear" w:color="auto" w:fill="auto"/>
-          </w:tcPr>
-          <w:p>
-            <w:pPr>
-              <w:suppressAutoHyphens w:val="0"/>
-              <w:jc w:val="center"/>
-              <w:rPr>
-                <w:sz w:val="22"/>
-                <w:szCs w:val="22"/>
-              </w:rPr>
-            </w:pPr>
-          </w:p>
-        </w:tc>
-        <w:tc>
-          <w:tcPr>
-            <w:tcW w:w="1401" w:type="dxa"/>
-            <w:shd w:val="clear" w:color="auto" w:fill="auto"/>
-          </w:tcPr>
-          <w:p>
-            <w:pPr>
-              <w:suppressAutoHyphens w:val="0"/>
-              <w:jc w:val="center"/>
-              <w:rPr>
-                <w:sz w:val="22"/>
-                <w:szCs w:val="22"/>
-              </w:rPr>
-            </w:pPr>
-          </w:p>
-        </w:tc>
-        <w:tc>
-          <w:tcPr>
-            <w:tcW w:w="1467" w:type="dxa"/>
-            <w:shd w:val="clear" w:color="auto" w:fill="auto"/>
-          </w:tcPr>
-          <w:p>
-            <w:pPr>
-              <w:suppressAutoHyphens w:val="0"/>
-              <w:jc w:val="center"/>
-              <w:rPr>
-                <w:sz w:val="22"/>
-                <w:szCs w:val="22"/>
-              </w:rPr>
-            </w:pPr>
-          </w:p>
-        </w:tc>
-      </w:tr>
-      <w:tr>
-        <w:tc>
-          <w:tcPr>
-            <w:tcW w:w="1206" w:type="dxa"/>
-            <w:shd w:val="clear" w:color="auto" w:fill="auto"/>
-          </w:tcPr>
-          <w:p>
-            <w:pPr>
-              <w:suppressAutoHyphens w:val="0"/>
-              <w:rPr>
-                <w:sz w:val="22"/>
-                <w:szCs w:val="22"/>
-              </w:rPr>
-            </w:pPr>
+            <w:r>
+              <w:t>{%tr endfor %}</w:t>
+            </w:r>
           </w:p>
         </w:tc>
         <w:tc>
@@ -5016,23 +3997,13 @@
           <w:szCs w:val="22"/>
         </w:rPr>
       </w:pPr>
-      <w:proofErr w:type="gramStart"/>
       <w:r>
         <w:rPr>
           <w:b/>
           <w:sz w:val="22"/>
           <w:szCs w:val="22"/>
         </w:rPr>
-        <w:t>Запасные  части</w:t>
-      </w:r>
-      <w:proofErr w:type="gramEnd"/>
-      <w:r>
-        <w:rPr>
-          <w:b/>
-          <w:sz w:val="22"/>
-          <w:szCs w:val="22"/>
-        </w:rPr>
-        <w:t xml:space="preserve"> :</w:t>
+        <w:t xml:space="preserve">Запасные  части :</w:t>
       </w:r>
     </w:p>
     <w:tbl>
@@ -5173,23 +4144,13 @@
                 <w:szCs w:val="22"/>
               </w:rPr>
             </w:pPr>
-            <w:proofErr w:type="spellStart"/>
-            <w:r>
-              <w:rPr>
-                <w:b/>
-                <w:sz w:val="22"/>
-                <w:szCs w:val="22"/>
-              </w:rPr>
-              <w:t>измер</w:t>
-            </w:r>
-            <w:proofErr w:type="spellEnd"/>
-            <w:r>
-              <w:rPr>
-                <w:b/>
-                <w:sz w:val="22"/>
-                <w:szCs w:val="22"/>
-              </w:rPr>
-              <w:t>.</w:t>
+            <w:r>
+              <w:rPr>
+                <w:b/>
+                <w:sz w:val="22"/>
+                <w:szCs w:val="22"/>
+              </w:rPr>
+              <w:t xml:space="preserve">измер.</w:t>
             </w:r>
           </w:p>
         </w:tc>
@@ -5324,6 +4285,9 @@
                 <w:szCs w:val="22"/>
               </w:rPr>
             </w:pPr>
+            <w:r>
+              <w:t>{%tr for item in items %}</w:t>
+            </w:r>
           </w:p>
         </w:tc>
         <w:tc>
@@ -5416,6 +4380,9 @@
                 <w:szCs w:val="22"/>
               </w:rPr>
             </w:pPr>
+            <w:r>
+              <w:t>{{ item.code }}</w:t>
+            </w:r>
           </w:p>
         </w:tc>
         <w:tc>
@@ -5431,6 +4398,9 @@
                 <w:szCs w:val="22"/>
               </w:rPr>
             </w:pPr>
+            <w:r>
+              <w:t>{{ item.name }}</w:t>
+            </w:r>
           </w:p>
         </w:tc>
         <w:tc>
@@ -5446,6 +4416,9 @@
                 <w:szCs w:val="22"/>
               </w:rPr>
             </w:pPr>
+            <w:r>
+              <w:t>{{ item.unit }}</w:t>
+            </w:r>
           </w:p>
         </w:tc>
         <w:tc>
@@ -5461,6 +4434,9 @@
                 <w:szCs w:val="22"/>
               </w:rPr>
             </w:pPr>
+            <w:r>
+              <w:t>{{ item.quantity }}</w:t>
+            </w:r>
           </w:p>
         </w:tc>
         <w:tc>
@@ -5476,6 +4452,9 @@
                 <w:szCs w:val="22"/>
               </w:rPr>
             </w:pPr>
+            <w:r>
+              <w:t>{{ item.unit_price }}</w:t>
+            </w:r>
           </w:p>
         </w:tc>
         <w:tc>
@@ -5491,6 +4470,9 @@
                 <w:szCs w:val="22"/>
               </w:rPr>
             </w:pPr>
+            <w:r>
+              <w:t>{{ item.total }}</w:t>
+            </w:r>
           </w:p>
         </w:tc>
       </w:tr>
@@ -5508,466 +4490,9 @@
                 <w:szCs w:val="22"/>
               </w:rPr>
             </w:pPr>
-          </w:p>
-        </w:tc>
-        <w:tc>
-          <w:tcPr>
-            <w:tcW w:w="4320" w:type="dxa"/>
-            <w:shd w:val="clear" w:color="auto" w:fill="auto"/>
-          </w:tcPr>
-          <w:p>
-            <w:pPr>
-              <w:suppressAutoHyphens w:val="0"/>
-              <w:rPr>
-                <w:sz w:val="22"/>
-                <w:szCs w:val="22"/>
-              </w:rPr>
-            </w:pPr>
-          </w:p>
-        </w:tc>
-        <w:tc>
-          <w:tcPr>
-            <w:tcW w:w="1080" w:type="dxa"/>
-            <w:shd w:val="clear" w:color="auto" w:fill="auto"/>
-          </w:tcPr>
-          <w:p>
-            <w:pPr>
-              <w:suppressAutoHyphens w:val="0"/>
-              <w:rPr>
-                <w:sz w:val="22"/>
-                <w:szCs w:val="22"/>
-              </w:rPr>
-            </w:pPr>
-          </w:p>
-        </w:tc>
-        <w:tc>
-          <w:tcPr>
-            <w:tcW w:w="900" w:type="dxa"/>
-            <w:shd w:val="clear" w:color="auto" w:fill="auto"/>
-          </w:tcPr>
-          <w:p>
-            <w:pPr>
-              <w:suppressAutoHyphens w:val="0"/>
-              <w:rPr>
-                <w:sz w:val="22"/>
-                <w:szCs w:val="22"/>
-              </w:rPr>
-            </w:pPr>
-          </w:p>
-        </w:tc>
-        <w:tc>
-          <w:tcPr>
-            <w:tcW w:w="1620" w:type="dxa"/>
-            <w:shd w:val="clear" w:color="auto" w:fill="auto"/>
-          </w:tcPr>
-          <w:p>
-            <w:pPr>
-              <w:suppressAutoHyphens w:val="0"/>
-              <w:rPr>
-                <w:sz w:val="22"/>
-                <w:szCs w:val="22"/>
-              </w:rPr>
-            </w:pPr>
-          </w:p>
-        </w:tc>
-        <w:tc>
-          <w:tcPr>
-            <w:tcW w:w="1026" w:type="dxa"/>
-            <w:shd w:val="clear" w:color="auto" w:fill="auto"/>
-          </w:tcPr>
-          <w:p>
-            <w:pPr>
-              <w:suppressAutoHyphens w:val="0"/>
-              <w:rPr>
-                <w:sz w:val="22"/>
-                <w:szCs w:val="22"/>
-              </w:rPr>
-            </w:pPr>
-          </w:p>
-        </w:tc>
-      </w:tr>
-      <w:tr>
-        <w:tc>
-          <w:tcPr>
-            <w:tcW w:w="1368" w:type="dxa"/>
-            <w:shd w:val="clear" w:color="auto" w:fill="auto"/>
-          </w:tcPr>
-          <w:p>
-            <w:pPr>
-              <w:suppressAutoHyphens w:val="0"/>
-              <w:rPr>
-                <w:sz w:val="22"/>
-                <w:szCs w:val="22"/>
-              </w:rPr>
-            </w:pPr>
-          </w:p>
-        </w:tc>
-        <w:tc>
-          <w:tcPr>
-            <w:tcW w:w="4320" w:type="dxa"/>
-            <w:shd w:val="clear" w:color="auto" w:fill="auto"/>
-          </w:tcPr>
-          <w:p>
-            <w:pPr>
-              <w:suppressAutoHyphens w:val="0"/>
-              <w:rPr>
-                <w:sz w:val="22"/>
-                <w:szCs w:val="22"/>
-              </w:rPr>
-            </w:pPr>
-          </w:p>
-        </w:tc>
-        <w:tc>
-          <w:tcPr>
-            <w:tcW w:w="1080" w:type="dxa"/>
-            <w:shd w:val="clear" w:color="auto" w:fill="auto"/>
-          </w:tcPr>
-          <w:p>
-            <w:pPr>
-              <w:suppressAutoHyphens w:val="0"/>
-              <w:rPr>
-                <w:sz w:val="22"/>
-                <w:szCs w:val="22"/>
-              </w:rPr>
-            </w:pPr>
-          </w:p>
-        </w:tc>
-        <w:tc>
-          <w:tcPr>
-            <w:tcW w:w="900" w:type="dxa"/>
-            <w:shd w:val="clear" w:color="auto" w:fill="auto"/>
-          </w:tcPr>
-          <w:p>
-            <w:pPr>
-              <w:suppressAutoHyphens w:val="0"/>
-              <w:rPr>
-                <w:sz w:val="22"/>
-                <w:szCs w:val="22"/>
-              </w:rPr>
-            </w:pPr>
-          </w:p>
-        </w:tc>
-        <w:tc>
-          <w:tcPr>
-            <w:tcW w:w="1620" w:type="dxa"/>
-            <w:shd w:val="clear" w:color="auto" w:fill="auto"/>
-          </w:tcPr>
-          <w:p>
-            <w:pPr>
-              <w:suppressAutoHyphens w:val="0"/>
-              <w:rPr>
-                <w:sz w:val="22"/>
-                <w:szCs w:val="22"/>
-              </w:rPr>
-            </w:pPr>
-          </w:p>
-        </w:tc>
-        <w:tc>
-          <w:tcPr>
-            <w:tcW w:w="1026" w:type="dxa"/>
-            <w:shd w:val="clear" w:color="auto" w:fill="auto"/>
-          </w:tcPr>
-          <w:p>
-            <w:pPr>
-              <w:suppressAutoHyphens w:val="0"/>
-              <w:rPr>
-                <w:sz w:val="22"/>
-                <w:szCs w:val="22"/>
-              </w:rPr>
-            </w:pPr>
-          </w:p>
-        </w:tc>
-      </w:tr>
-      <w:tr>
-        <w:tc>
-          <w:tcPr>
-            <w:tcW w:w="1368" w:type="dxa"/>
-            <w:shd w:val="clear" w:color="auto" w:fill="auto"/>
-          </w:tcPr>
-          <w:p>
-            <w:pPr>
-              <w:suppressAutoHyphens w:val="0"/>
-              <w:rPr>
-                <w:sz w:val="22"/>
-                <w:szCs w:val="22"/>
-              </w:rPr>
-            </w:pPr>
-          </w:p>
-        </w:tc>
-        <w:tc>
-          <w:tcPr>
-            <w:tcW w:w="4320" w:type="dxa"/>
-            <w:shd w:val="clear" w:color="auto" w:fill="auto"/>
-          </w:tcPr>
-          <w:p>
-            <w:pPr>
-              <w:suppressAutoHyphens w:val="0"/>
-              <w:rPr>
-                <w:sz w:val="22"/>
-                <w:szCs w:val="22"/>
-              </w:rPr>
-            </w:pPr>
-          </w:p>
-        </w:tc>
-        <w:tc>
-          <w:tcPr>
-            <w:tcW w:w="1080" w:type="dxa"/>
-            <w:shd w:val="clear" w:color="auto" w:fill="auto"/>
-          </w:tcPr>
-          <w:p>
-            <w:pPr>
-              <w:suppressAutoHyphens w:val="0"/>
-              <w:rPr>
-                <w:sz w:val="22"/>
-                <w:szCs w:val="22"/>
-              </w:rPr>
-            </w:pPr>
-          </w:p>
-        </w:tc>
-        <w:tc>
-          <w:tcPr>
-            <w:tcW w:w="900" w:type="dxa"/>
-            <w:shd w:val="clear" w:color="auto" w:fill="auto"/>
-          </w:tcPr>
-          <w:p>
-            <w:pPr>
-              <w:suppressAutoHyphens w:val="0"/>
-              <w:rPr>
-                <w:sz w:val="22"/>
-                <w:szCs w:val="22"/>
-              </w:rPr>
-            </w:pPr>
-          </w:p>
-        </w:tc>
-        <w:tc>
-          <w:tcPr>
-            <w:tcW w:w="1620" w:type="dxa"/>
-            <w:shd w:val="clear" w:color="auto" w:fill="auto"/>
-          </w:tcPr>
-          <w:p>
-            <w:pPr>
-              <w:suppressAutoHyphens w:val="0"/>
-              <w:rPr>
-                <w:sz w:val="22"/>
-                <w:szCs w:val="22"/>
-              </w:rPr>
-            </w:pPr>
-          </w:p>
-        </w:tc>
-        <w:tc>
-          <w:tcPr>
-            <w:tcW w:w="1026" w:type="dxa"/>
-            <w:shd w:val="clear" w:color="auto" w:fill="auto"/>
-          </w:tcPr>
-          <w:p>
-            <w:pPr>
-              <w:suppressAutoHyphens w:val="0"/>
-              <w:rPr>
-                <w:sz w:val="22"/>
-                <w:szCs w:val="22"/>
-              </w:rPr>
-            </w:pPr>
-          </w:p>
-        </w:tc>
-      </w:tr>
-      <w:tr>
-        <w:tc>
-          <w:tcPr>
-            <w:tcW w:w="1368" w:type="dxa"/>
-            <w:shd w:val="clear" w:color="auto" w:fill="auto"/>
-          </w:tcPr>
-          <w:p>
-            <w:pPr>
-              <w:suppressAutoHyphens w:val="0"/>
-              <w:rPr>
-                <w:sz w:val="22"/>
-                <w:szCs w:val="22"/>
-              </w:rPr>
-            </w:pPr>
-          </w:p>
-        </w:tc>
-        <w:tc>
-          <w:tcPr>
-            <w:tcW w:w="4320" w:type="dxa"/>
-            <w:shd w:val="clear" w:color="auto" w:fill="auto"/>
-          </w:tcPr>
-          <w:p>
-            <w:pPr>
-              <w:suppressAutoHyphens w:val="0"/>
-              <w:rPr>
-                <w:sz w:val="22"/>
-                <w:szCs w:val="22"/>
-              </w:rPr>
-            </w:pPr>
-          </w:p>
-        </w:tc>
-        <w:tc>
-          <w:tcPr>
-            <w:tcW w:w="1080" w:type="dxa"/>
-            <w:shd w:val="clear" w:color="auto" w:fill="auto"/>
-          </w:tcPr>
-          <w:p>
-            <w:pPr>
-              <w:suppressAutoHyphens w:val="0"/>
-              <w:rPr>
-                <w:sz w:val="22"/>
-                <w:szCs w:val="22"/>
-              </w:rPr>
-            </w:pPr>
-          </w:p>
-        </w:tc>
-        <w:tc>
-          <w:tcPr>
-            <w:tcW w:w="900" w:type="dxa"/>
-            <w:shd w:val="clear" w:color="auto" w:fill="auto"/>
-          </w:tcPr>
-          <w:p>
-            <w:pPr>
-              <w:suppressAutoHyphens w:val="0"/>
-              <w:rPr>
-                <w:sz w:val="22"/>
-                <w:szCs w:val="22"/>
-              </w:rPr>
-            </w:pPr>
-          </w:p>
-        </w:tc>
-        <w:tc>
-          <w:tcPr>
-            <w:tcW w:w="1620" w:type="dxa"/>
-            <w:shd w:val="clear" w:color="auto" w:fill="auto"/>
-          </w:tcPr>
-          <w:p>
-            <w:pPr>
-              <w:suppressAutoHyphens w:val="0"/>
-              <w:rPr>
-                <w:sz w:val="22"/>
-                <w:szCs w:val="22"/>
-              </w:rPr>
-            </w:pPr>
-          </w:p>
-        </w:tc>
-        <w:tc>
-          <w:tcPr>
-            <w:tcW w:w="1026" w:type="dxa"/>
-            <w:shd w:val="clear" w:color="auto" w:fill="auto"/>
-          </w:tcPr>
-          <w:p>
-            <w:pPr>
-              <w:suppressAutoHyphens w:val="0"/>
-              <w:rPr>
-                <w:sz w:val="22"/>
-                <w:szCs w:val="22"/>
-              </w:rPr>
-            </w:pPr>
-          </w:p>
-        </w:tc>
-      </w:tr>
-      <w:tr>
-        <w:tc>
-          <w:tcPr>
-            <w:tcW w:w="1368" w:type="dxa"/>
-            <w:shd w:val="clear" w:color="auto" w:fill="auto"/>
-          </w:tcPr>
-          <w:p>
-            <w:pPr>
-              <w:suppressAutoHyphens w:val="0"/>
-              <w:rPr>
-                <w:sz w:val="22"/>
-                <w:szCs w:val="22"/>
-              </w:rPr>
-            </w:pPr>
-          </w:p>
-        </w:tc>
-        <w:tc>
-          <w:tcPr>
-            <w:tcW w:w="4320" w:type="dxa"/>
-            <w:shd w:val="clear" w:color="auto" w:fill="auto"/>
-          </w:tcPr>
-          <w:p>
-            <w:pPr>
-              <w:suppressAutoHyphens w:val="0"/>
-              <w:rPr>
-                <w:sz w:val="22"/>
-                <w:szCs w:val="22"/>
-              </w:rPr>
-            </w:pPr>
-          </w:p>
-        </w:tc>
-        <w:tc>
-          <w:tcPr>
-            <w:tcW w:w="1080" w:type="dxa"/>
-            <w:shd w:val="clear" w:color="auto" w:fill="auto"/>
-          </w:tcPr>
-          <w:p>
-            <w:pPr>
-              <w:suppressAutoHyphens w:val="0"/>
-              <w:rPr>
-                <w:sz w:val="22"/>
-                <w:szCs w:val="22"/>
-              </w:rPr>
-            </w:pPr>
-          </w:p>
-        </w:tc>
-        <w:tc>
-          <w:tcPr>
-            <w:tcW w:w="900" w:type="dxa"/>
-            <w:shd w:val="clear" w:color="auto" w:fill="auto"/>
-          </w:tcPr>
-          <w:p>
-            <w:pPr>
-              <w:suppressAutoHyphens w:val="0"/>
-              <w:rPr>
-                <w:sz w:val="22"/>
-                <w:szCs w:val="22"/>
-              </w:rPr>
-            </w:pPr>
-          </w:p>
-        </w:tc>
-        <w:tc>
-          <w:tcPr>
-            <w:tcW w:w="1620" w:type="dxa"/>
-            <w:shd w:val="clear" w:color="auto" w:fill="auto"/>
-          </w:tcPr>
-          <w:p>
-            <w:pPr>
-              <w:suppressAutoHyphens w:val="0"/>
-              <w:rPr>
-                <w:sz w:val="22"/>
-                <w:szCs w:val="22"/>
-              </w:rPr>
-            </w:pPr>
-          </w:p>
-        </w:tc>
-        <w:tc>
-          <w:tcPr>
-            <w:tcW w:w="1026" w:type="dxa"/>
-            <w:shd w:val="clear" w:color="auto" w:fill="auto"/>
-          </w:tcPr>
-          <w:p>
-            <w:pPr>
-              <w:suppressAutoHyphens w:val="0"/>
-              <w:rPr>
-                <w:sz w:val="22"/>
-                <w:szCs w:val="22"/>
-              </w:rPr>
-            </w:pPr>
-          </w:p>
-        </w:tc>
-      </w:tr>
-      <w:tr>
-        <w:tc>
-          <w:tcPr>
-            <w:tcW w:w="1368" w:type="dxa"/>
-            <w:shd w:val="clear" w:color="auto" w:fill="auto"/>
-          </w:tcPr>
-          <w:p>
-            <w:pPr>
-              <w:suppressAutoHyphens w:val="0"/>
-              <w:rPr>
-                <w:sz w:val="22"/>
-                <w:szCs w:val="22"/>
-              </w:rPr>
-            </w:pPr>
+            <w:r>
+              <w:t>{%tr endfor %}</w:t>
+            </w:r>
           </w:p>
         </w:tc>
         <w:tc>
@@ -6215,7 +4740,7 @@
                 <w:sz w:val="22"/>
                 <w:szCs w:val="22"/>
               </w:rPr>
-              <w:t>НДС, 18% ( руб.)</w:t>
+              <w:t xml:space="preserve">НДС, {{ vat_rate }}% ( руб.)</w:t>
             </w:r>
           </w:p>
         </w:tc>
@@ -6986,14 +5511,7 @@
                 <w:rFonts w:ascii="Times New Roman" w:hAnsi="Times New Roman" w:cs="Times New Roman"/>
                 <w:b/>
               </w:rPr>
-              <w:t>Исполнитель</w:t>
-            </w:r>
-            <w:r>
-              <w:rPr>
-                <w:rFonts w:ascii="Times New Roman" w:hAnsi="Times New Roman" w:cs="Times New Roman"/>
-                <w:b/>
-              </w:rPr>
-              <w:t>:</w:t>
+              <w:t xml:space="preserve">Исполнитель:</w:t>
             </w:r>
           </w:p>
           <w:p>

--- a/backend/templates/contract_repair_framework.docx
+++ b/backend/templates/contract_repair_framework.docx
@@ -12,6 +12,7 @@
           <w:sz w:val="20"/>
         </w:rPr>
       </w:pPr>
+      <w:commentRangeStart w:id="0"/>
       <w:r>
         <w:rPr>
           <w:b/>
@@ -19,10 +20,49 @@
         </w:rPr>
         <w:t xml:space="preserve">Договор № {{ contract_number }}</w:t>
       </w:r>
-    </w:p>
-    <w:p>
+      <w:commentRangeEnd w:id="0"/>
+      <w:r>
+        <w:rPr>
+          <w:rStyle w:val="CommentReference"/>
+        </w:rPr>
+        <w:commentReference w:id="0"/>
+      </w:r>
+    </w:p>
+    <w:p>
+      <w:commentRangeStart w:id="1"/>
+      <w:commentRangeStart w:id="2"/>
+      <w:commentRangeStart w:id="3"/>
+      <w:commentRangeStart w:id="4"/>
       <w:r>
         <w:t xml:space="preserve">{{ contract_city }}							«{{ contract_date_day }}» {{ contract_date_month }} {{ contract_date_year }} г.</w:t>
+      </w:r>
+      <w:commentRangeEnd w:id="4"/>
+      <w:r>
+        <w:rPr>
+          <w:rStyle w:val="CommentReference"/>
+        </w:rPr>
+        <w:commentReference w:id="4"/>
+      </w:r>
+      <w:commentRangeEnd w:id="3"/>
+      <w:r>
+        <w:rPr>
+          <w:rStyle w:val="CommentReference"/>
+        </w:rPr>
+        <w:commentReference w:id="3"/>
+      </w:r>
+      <w:commentRangeEnd w:id="2"/>
+      <w:r>
+        <w:rPr>
+          <w:rStyle w:val="CommentReference"/>
+        </w:rPr>
+        <w:commentReference w:id="2"/>
+      </w:r>
+      <w:commentRangeEnd w:id="1"/>
+      <w:r>
+        <w:rPr>
+          <w:rStyle w:val="CommentReference"/>
+        </w:rPr>
+        <w:commentReference w:id="1"/>
       </w:r>
       <w:r>
         <w:tab/>
@@ -60,6 +100,10 @@
       <w:pPr>
         <w:jc w:val="both"/>
       </w:pPr>
+      <w:commentRangeStart w:id="5"/>
+      <w:commentRangeStart w:id="6"/>
+      <w:commentRangeStart w:id="7"/>
+      <w:commentRangeStart w:id="8"/>
       <w:r>
         <w:rPr>
           <w:rFonts w:eastAsia="Calibri"/>
@@ -68,6 +112,34 @@
         </w:rPr>
         <w:t xml:space="preserve">{{ contractor_full_name }}, в лице {{ contractor_signatory_position }} {{ contractor_signatory_name }}, действующий на основании {{ contractor_signatory_basis }}, именуемый в дальнейшем «Исполнитель»</w:t>
       </w:r>
+      <w:commentRangeEnd w:id="8"/>
+      <w:r>
+        <w:rPr>
+          <w:rStyle w:val="CommentReference"/>
+        </w:rPr>
+        <w:commentReference w:id="8"/>
+      </w:r>
+      <w:commentRangeEnd w:id="7"/>
+      <w:r>
+        <w:rPr>
+          <w:rStyle w:val="CommentReference"/>
+        </w:rPr>
+        <w:commentReference w:id="7"/>
+      </w:r>
+      <w:commentRangeEnd w:id="6"/>
+      <w:r>
+        <w:rPr>
+          <w:rStyle w:val="CommentReference"/>
+        </w:rPr>
+        <w:commentReference w:id="6"/>
+      </w:r>
+      <w:commentRangeEnd w:id="5"/>
+      <w:r>
+        <w:rPr>
+          <w:rStyle w:val="CommentReference"/>
+        </w:rPr>
+        <w:commentReference w:id="5"/>
+      </w:r>
       <w:r>
         <w:rPr>
           <w:rFonts w:eastAsia="Calibri"/>
@@ -85,6 +157,8 @@
           <w:rFonts w:eastAsia="Calibri"/>
         </w:rPr>
       </w:pPr>
+      <w:commentRangeStart w:id="9"/>
+      <w:commentRangeStart w:id="10"/>
       <w:r>
         <w:rPr>
           <w:b/>
@@ -92,8 +166,46 @@
         </w:rPr>
         <w:t xml:space="preserve">{{ customer_full_name }} ({{ customer_short_name }}), </w:t>
       </w:r>
+      <w:commentRangeEnd w:id="10"/>
+      <w:r>
+        <w:rPr>
+          <w:rStyle w:val="CommentReference"/>
+        </w:rPr>
+        <w:commentReference w:id="10"/>
+      </w:r>
+      <w:commentRangeEnd w:id="9"/>
+      <w:r>
+        <w:rPr>
+          <w:rStyle w:val="CommentReference"/>
+        </w:rPr>
+        <w:commentReference w:id="9"/>
+      </w:r>
+      <w:commentRangeStart w:id="11"/>
+      <w:commentRangeStart w:id="12"/>
+      <w:commentRangeStart w:id="13"/>
       <w:r>
         <w:t xml:space="preserve">в лице {{ customer_signatory_position }} {{ customer_signatory_name }}, действующего на основании {{ customer_signatory_basis }}, именуемое в дальнейшем «Заказчик», с другой стороны, а вместе именуемые Стороны, заключили настоящий Договор о следующем: </w:t>
+      </w:r>
+      <w:commentRangeEnd w:id="13"/>
+      <w:r>
+        <w:rPr>
+          <w:rStyle w:val="CommentReference"/>
+        </w:rPr>
+        <w:commentReference w:id="13"/>
+      </w:r>
+      <w:commentRangeEnd w:id="12"/>
+      <w:r>
+        <w:rPr>
+          <w:rStyle w:val="CommentReference"/>
+        </w:rPr>
+        <w:commentReference w:id="12"/>
+      </w:r>
+      <w:commentRangeEnd w:id="11"/>
+      <w:r>
+        <w:rPr>
+          <w:rStyle w:val="CommentReference"/>
+        </w:rPr>
+        <w:commentReference w:id="11"/>
       </w:r>
     </w:p>
     <w:p>
@@ -1001,11 +1113,59 @@
           <w:sz w:val="20"/>
         </w:rPr>
       </w:pPr>
+      <w:commentRangeStart w:id="14"/>
+      <w:commentRangeStart w:id="15"/>
+      <w:commentRangeStart w:id="16"/>
+      <w:commentRangeStart w:id="17"/>
+      <w:commentRangeStart w:id="18"/>
+      <w:commentRangeStart w:id="19"/>
       <w:r>
         <w:rPr>
           <w:sz w:val="20"/>
         </w:rPr>
         <w:t xml:space="preserve">4.8. Финансирование договора осуществляется в рамках Соглашения № {{ subsidy_agreement_number }} о предоставлении субсидии из бюджета {{ subsidy_grantor_name }} в {{ contract_date_year }} году от {{ subsidy_agreement_date }}, заключенного между {{ customer_full_name }} и {{ subsidy_ministry_name }}. В связи с оплатой стоимости настоящего договора за счет средств регионального бюджета, Поставщик дает свое согласие на осуществление главным распорядителем бюджетных средств, предоставившим субсидию (МИНИСТЕРСТВО МОЛОДЕЖНОЙ ПОЛИТИКИ ______), а также органами государственного (муниципального) финансового контроля проверок соблюдения Заказчиком условий, целей и порядка предоставления субсидии.</w:t>
+      </w:r>
+      <w:commentRangeEnd w:id="19"/>
+      <w:r>
+        <w:rPr>
+          <w:rStyle w:val="CommentReference"/>
+        </w:rPr>
+        <w:commentReference w:id="19"/>
+      </w:r>
+      <w:commentRangeEnd w:id="18"/>
+      <w:r>
+        <w:rPr>
+          <w:rStyle w:val="CommentReference"/>
+        </w:rPr>
+        <w:commentReference w:id="18"/>
+      </w:r>
+      <w:commentRangeEnd w:id="17"/>
+      <w:r>
+        <w:rPr>
+          <w:rStyle w:val="CommentReference"/>
+        </w:rPr>
+        <w:commentReference w:id="17"/>
+      </w:r>
+      <w:commentRangeEnd w:id="16"/>
+      <w:r>
+        <w:rPr>
+          <w:rStyle w:val="CommentReference"/>
+        </w:rPr>
+        <w:commentReference w:id="16"/>
+      </w:r>
+      <w:commentRangeEnd w:id="15"/>
+      <w:r>
+        <w:rPr>
+          <w:rStyle w:val="CommentReference"/>
+        </w:rPr>
+        <w:commentReference w:id="15"/>
+      </w:r>
+      <w:commentRangeEnd w:id="14"/>
+      <w:r>
+        <w:rPr>
+          <w:rStyle w:val="CommentReference"/>
+        </w:rPr>
+        <w:commentReference w:id="14"/>
       </w:r>
     </w:p>
     <w:p>
@@ -1533,8 +1693,32 @@
         <w:ind w:firstLine="709"/>
         <w:jc w:val="both"/>
       </w:pPr>
+      <w:commentRangeStart w:id="20"/>
+      <w:commentRangeStart w:id="21"/>
+      <w:commentRangeStart w:id="22"/>
       <w:r>
         <w:t xml:space="preserve">8.1. Настоящий Договор вступает в силу с момента его подписания и действует до полного исполнения Сторонами своих обязательств{%- if contract_end_date %}, но не позднее {{ contract_end_date }} г.{%- endif %}</w:t>
+      </w:r>
+      <w:commentRangeEnd w:id="22"/>
+      <w:r>
+        <w:rPr>
+          <w:rStyle w:val="CommentReference"/>
+        </w:rPr>
+        <w:commentReference w:id="22"/>
+      </w:r>
+      <w:commentRangeEnd w:id="21"/>
+      <w:r>
+        <w:rPr>
+          <w:rStyle w:val="CommentReference"/>
+        </w:rPr>
+        <w:commentReference w:id="21"/>
+      </w:r>
+      <w:commentRangeEnd w:id="20"/>
+      <w:r>
+        <w:rPr>
+          <w:rStyle w:val="CommentReference"/>
+        </w:rPr>
+        <w:commentReference w:id="20"/>
       </w:r>
       <w:r>
         <w:rPr>
@@ -2049,11 +2233,19 @@
                 <w:rFonts w:eastAsia="Calibri"/>
               </w:rPr>
             </w:pPr>
+            <w:commentRangeStart w:id="31"/>
             <w:r>
               <w:rPr>
                 <w:rFonts w:eastAsia="Calibri"/>
               </w:rPr>
               <w:t xml:space="preserve">Наименование: {{ customer_full_name }}</w:t>
+            </w:r>
+            <w:commentRangeEnd w:id="31"/>
+            <w:r>
+              <w:rPr>
+                <w:rStyle w:val="CommentReference"/>
+              </w:rPr>
+              <w:commentReference w:id="31"/>
             </w:r>
           </w:p>
           <w:p>
@@ -2140,11 +2332,19 @@
                 <w:rFonts w:eastAsia="Calibri"/>
               </w:rPr>
             </w:pPr>
+            <w:commentRangeStart w:id="32"/>
             <w:r>
               <w:rPr>
                 <w:rFonts w:eastAsia="Calibri"/>
               </w:rPr>
               <w:t xml:space="preserve">{{ customer_signatory_position }}</w:t>
+            </w:r>
+            <w:commentRangeEnd w:id="32"/>
+            <w:r>
+              <w:rPr>
+                <w:rStyle w:val="CommentReference"/>
+              </w:rPr>
+              <w:commentReference w:id="32"/>
             </w:r>
           </w:p>
           <w:p>
@@ -2432,12 +2632,44 @@
           <w:szCs w:val="22"/>
         </w:rPr>
       </w:pPr>
+      <w:commentRangeStart w:id="23"/>
+      <w:commentRangeStart w:id="24"/>
+      <w:commentRangeStart w:id="25"/>
+      <w:commentRangeStart w:id="26"/>
       <w:r>
         <w:rPr>
           <w:color w:val="333333"/>
           <w:szCs w:val="22"/>
         </w:rPr>
         <w:t xml:space="preserve">                                                                                                                                  к договору № {{ contract_number }} от {{ contract_date_day }}.{{ contract_date_month }}.{{ contract_date_year }}</w:t>
+      </w:r>
+      <w:commentRangeEnd w:id="26"/>
+      <w:r>
+        <w:rPr>
+          <w:rStyle w:val="CommentReference"/>
+        </w:rPr>
+        <w:commentReference w:id="26"/>
+      </w:r>
+      <w:commentRangeEnd w:id="25"/>
+      <w:r>
+        <w:rPr>
+          <w:rStyle w:val="CommentReference"/>
+        </w:rPr>
+        <w:commentReference w:id="25"/>
+      </w:r>
+      <w:commentRangeEnd w:id="24"/>
+      <w:r>
+        <w:rPr>
+          <w:rStyle w:val="CommentReference"/>
+        </w:rPr>
+        <w:commentReference w:id="24"/>
+      </w:r>
+      <w:commentRangeEnd w:id="23"/>
+      <w:r>
+        <w:rPr>
+          <w:rStyle w:val="CommentReference"/>
+        </w:rPr>
+        <w:commentReference w:id="23"/>
       </w:r>
     </w:p>
     <w:p>
@@ -2883,6 +3115,10 @@
           <w:szCs w:val="22"/>
         </w:rPr>
       </w:pPr>
+      <w:commentRangeStart w:id="27"/>
+      <w:commentRangeStart w:id="28"/>
+      <w:commentRangeStart w:id="29"/>
+      <w:commentRangeStart w:id="30"/>
       <w:r>
         <w:rPr>
           <w:b/>
@@ -2890,6 +3126,34 @@
           <w:szCs w:val="22"/>
         </w:rPr>
         <w:t xml:space="preserve">По Договору № {{ contract_number }} от {{ contract_date_day }}.{{ contract_date_month }}.{{ contract_date_year }}</w:t>
+      </w:r>
+      <w:commentRangeEnd w:id="30"/>
+      <w:r>
+        <w:rPr>
+          <w:rStyle w:val="CommentReference"/>
+        </w:rPr>
+        <w:commentReference w:id="30"/>
+      </w:r>
+      <w:commentRangeEnd w:id="29"/>
+      <w:r>
+        <w:rPr>
+          <w:rStyle w:val="CommentReference"/>
+        </w:rPr>
+        <w:commentReference w:id="29"/>
+      </w:r>
+      <w:commentRangeEnd w:id="28"/>
+      <w:r>
+        <w:rPr>
+          <w:rStyle w:val="CommentReference"/>
+        </w:rPr>
+        <w:commentReference w:id="28"/>
+      </w:r>
+      <w:commentRangeEnd w:id="27"/>
+      <w:r>
+        <w:rPr>
+          <w:rStyle w:val="CommentReference"/>
+        </w:rPr>
+        <w:commentReference w:id="27"/>
       </w:r>
     </w:p>
     <w:p>
@@ -3677,8 +3941,16 @@
                 <w:szCs w:val="22"/>
               </w:rPr>
             </w:pPr>
+            <w:commentRangeStart w:id="33"/>
             <w:r>
               <w:t>{%tr for item in items %}</w:t>
+            </w:r>
+            <w:commentRangeEnd w:id="33"/>
+            <w:r>
+              <w:rPr>
+                <w:rStyle w:val="CommentReference"/>
+              </w:rPr>
+              <w:commentReference w:id="33"/>
             </w:r>
           </w:p>
         </w:tc>
@@ -3776,9 +4048,17 @@
                 <w:szCs w:val="22"/>
               </w:rPr>
             </w:pPr>
+            <w:commentRangeStart w:id="34"/>
             <w:r>
               <w:t>{{ item.code }}</w:t>
             </w:r>
+            <w:commentRangeEnd w:id="34"/>
+            <w:r>
+              <w:rPr>
+                <w:rStyle w:val="CommentReference"/>
+              </w:rPr>
+              <w:commentReference w:id="34"/>
+            </w:r>
           </w:p>
         </w:tc>
         <w:tc>
@@ -3794,9 +4074,17 @@
                 <w:szCs w:val="22"/>
               </w:rPr>
             </w:pPr>
+            <w:commentRangeStart w:id="35"/>
             <w:r>
               <w:t>{{ item.name }}</w:t>
             </w:r>
+            <w:commentRangeEnd w:id="35"/>
+            <w:r>
+              <w:rPr>
+                <w:rStyle w:val="CommentReference"/>
+              </w:rPr>
+              <w:commentReference w:id="35"/>
+            </w:r>
           </w:p>
         </w:tc>
         <w:tc>
@@ -3813,9 +4101,17 @@
                 <w:szCs w:val="22"/>
               </w:rPr>
             </w:pPr>
+            <w:commentRangeStart w:id="36"/>
             <w:r>
               <w:t>{{ item.quantity }}</w:t>
             </w:r>
+            <w:commentRangeEnd w:id="36"/>
+            <w:r>
+              <w:rPr>
+                <w:rStyle w:val="CommentReference"/>
+              </w:rPr>
+              <w:commentReference w:id="36"/>
+            </w:r>
           </w:p>
         </w:tc>
         <w:tc>
@@ -3832,9 +4128,17 @@
                 <w:szCs w:val="22"/>
               </w:rPr>
             </w:pPr>
+            <w:commentRangeStart w:id="37"/>
             <w:r>
               <w:t>{{ item.norm_hours }}</w:t>
             </w:r>
+            <w:commentRangeEnd w:id="37"/>
+            <w:r>
+              <w:rPr>
+                <w:rStyle w:val="CommentReference"/>
+              </w:rPr>
+              <w:commentReference w:id="37"/>
+            </w:r>
           </w:p>
         </w:tc>
         <w:tc>
@@ -3851,9 +4155,17 @@
                 <w:szCs w:val="22"/>
               </w:rPr>
             </w:pPr>
+            <w:commentRangeStart w:id="38"/>
             <w:r>
               <w:t>{{ item.unit_price }}</w:t>
             </w:r>
+            <w:commentRangeEnd w:id="38"/>
+            <w:r>
+              <w:rPr>
+                <w:rStyle w:val="CommentReference"/>
+              </w:rPr>
+              <w:commentReference w:id="38"/>
+            </w:r>
           </w:p>
         </w:tc>
         <w:tc>
@@ -3870,8 +4182,16 @@
                 <w:szCs w:val="22"/>
               </w:rPr>
             </w:pPr>
+            <w:commentRangeStart w:id="39"/>
             <w:r>
               <w:t>{{ item.total }}</w:t>
+            </w:r>
+            <w:commentRangeEnd w:id="39"/>
+            <w:r>
+              <w:rPr>
+                <w:rStyle w:val="CommentReference"/>
+              </w:rPr>
+              <w:commentReference w:id="39"/>
             </w:r>
           </w:p>
         </w:tc>
@@ -3890,8 +4210,16 @@
                 <w:szCs w:val="22"/>
               </w:rPr>
             </w:pPr>
+            <w:commentRangeStart w:id="40"/>
             <w:r>
               <w:t>{%tr endfor %}</w:t>
+            </w:r>
+            <w:commentRangeEnd w:id="40"/>
+            <w:r>
+              <w:rPr>
+                <w:rStyle w:val="CommentReference"/>
+              </w:rPr>
+              <w:commentReference w:id="40"/>
             </w:r>
           </w:p>
         </w:tc>
@@ -4285,8 +4613,16 @@
                 <w:szCs w:val="22"/>
               </w:rPr>
             </w:pPr>
+            <w:commentRangeStart w:id="41"/>
             <w:r>
               <w:t>{%tr for item in items %}</w:t>
+            </w:r>
+            <w:commentRangeEnd w:id="41"/>
+            <w:r>
+              <w:rPr>
+                <w:rStyle w:val="CommentReference"/>
+              </w:rPr>
+              <w:commentReference w:id="41"/>
             </w:r>
           </w:p>
         </w:tc>
@@ -4380,9 +4716,17 @@
                 <w:szCs w:val="22"/>
               </w:rPr>
             </w:pPr>
+            <w:commentRangeStart w:id="42"/>
             <w:r>
               <w:t>{{ item.code }}</w:t>
             </w:r>
+            <w:commentRangeEnd w:id="42"/>
+            <w:r>
+              <w:rPr>
+                <w:rStyle w:val="CommentReference"/>
+              </w:rPr>
+              <w:commentReference w:id="42"/>
+            </w:r>
           </w:p>
         </w:tc>
         <w:tc>
@@ -4398,9 +4742,17 @@
                 <w:szCs w:val="22"/>
               </w:rPr>
             </w:pPr>
+            <w:commentRangeStart w:id="43"/>
             <w:r>
               <w:t>{{ item.name }}</w:t>
             </w:r>
+            <w:commentRangeEnd w:id="43"/>
+            <w:r>
+              <w:rPr>
+                <w:rStyle w:val="CommentReference"/>
+              </w:rPr>
+              <w:commentReference w:id="43"/>
+            </w:r>
           </w:p>
         </w:tc>
         <w:tc>
@@ -4416,9 +4768,17 @@
                 <w:szCs w:val="22"/>
               </w:rPr>
             </w:pPr>
+            <w:commentRangeStart w:id="44"/>
             <w:r>
               <w:t>{{ item.unit }}</w:t>
             </w:r>
+            <w:commentRangeEnd w:id="44"/>
+            <w:r>
+              <w:rPr>
+                <w:rStyle w:val="CommentReference"/>
+              </w:rPr>
+              <w:commentReference w:id="44"/>
+            </w:r>
           </w:p>
         </w:tc>
         <w:tc>
@@ -4434,9 +4794,17 @@
                 <w:szCs w:val="22"/>
               </w:rPr>
             </w:pPr>
+            <w:commentRangeStart w:id="45"/>
             <w:r>
               <w:t>{{ item.quantity }}</w:t>
             </w:r>
+            <w:commentRangeEnd w:id="45"/>
+            <w:r>
+              <w:rPr>
+                <w:rStyle w:val="CommentReference"/>
+              </w:rPr>
+              <w:commentReference w:id="45"/>
+            </w:r>
           </w:p>
         </w:tc>
         <w:tc>
@@ -4452,9 +4820,17 @@
                 <w:szCs w:val="22"/>
               </w:rPr>
             </w:pPr>
+            <w:commentRangeStart w:id="46"/>
             <w:r>
               <w:t>{{ item.unit_price }}</w:t>
             </w:r>
+            <w:commentRangeEnd w:id="46"/>
+            <w:r>
+              <w:rPr>
+                <w:rStyle w:val="CommentReference"/>
+              </w:rPr>
+              <w:commentReference w:id="46"/>
+            </w:r>
           </w:p>
         </w:tc>
         <w:tc>
@@ -4470,8 +4846,16 @@
                 <w:szCs w:val="22"/>
               </w:rPr>
             </w:pPr>
+            <w:commentRangeStart w:id="47"/>
             <w:r>
               <w:t>{{ item.total }}</w:t>
+            </w:r>
+            <w:commentRangeEnd w:id="47"/>
+            <w:r>
+              <w:rPr>
+                <w:rStyle w:val="CommentReference"/>
+              </w:rPr>
+              <w:commentReference w:id="47"/>
             </w:r>
           </w:p>
         </w:tc>
@@ -4490,8 +4874,16 @@
                 <w:szCs w:val="22"/>
               </w:rPr>
             </w:pPr>
+            <w:commentRangeStart w:id="48"/>
             <w:r>
               <w:t>{%tr endfor %}</w:t>
+            </w:r>
+            <w:commentRangeEnd w:id="48"/>
+            <w:r>
+              <w:rPr>
+                <w:rStyle w:val="CommentReference"/>
+              </w:rPr>
+              <w:commentReference w:id="48"/>
             </w:r>
           </w:p>
         </w:tc>
@@ -4734,6 +5126,7 @@
                 <w:szCs w:val="22"/>
               </w:rPr>
             </w:pPr>
+            <w:commentRangeStart w:id="49"/>
             <w:r>
               <w:rPr>
                 <w:b/>
@@ -4741,6 +5134,13 @@
                 <w:szCs w:val="22"/>
               </w:rPr>
               <w:t xml:space="preserve">НДС, {{ vat_rate }}% ( руб.)</w:t>
+            </w:r>
+            <w:commentRangeEnd w:id="49"/>
+            <w:r>
+              <w:rPr>
+                <w:rStyle w:val="CommentReference"/>
+              </w:rPr>
+              <w:commentReference w:id="49"/>
             </w:r>
           </w:p>
         </w:tc>
@@ -5629,6 +6029,811 @@
     </w:sectPr>
   </w:body>
 </w:document>
+</file>
+
+<file path=word/comments.xml><?xml version="1.0" encoding="utf-8"?>
+<w:comments xmlns:a="http://schemas.openxmlformats.org/drawingml/2006/main" xmlns:pic="http://schemas.openxmlformats.org/drawingml/2006/picture" xmlns:r="http://schemas.openxmlformats.org/officeDocument/2006/relationships" xmlns:w="http://schemas.openxmlformats.org/wordprocessingml/2006/main" xmlns:wp="http://schemas.openxmlformats.org/drawingml/2006/wordprocessingDrawing" xmlns:mc="http://schemas.openxmlformats.org/markup-compatibility/2006" xmlns:a14="http://schemas.microsoft.com/office/drawing/2010/main" xmlns:w14="http://schemas.microsoft.com/office/word/2010/wordml" xmlns:wpc="http://schemas.microsoft.com/office/word/2010/wordprocessingCanvas">
+  <w:comment w:id="0" w:author="Подсказка" w:initials="П" w:date="2026-01-01T00:00:00Z">
+    <w:p>
+      <w:pPr>
+        <w:pStyle w:val="CommentText"/>
+      </w:pPr>
+      <w:r>
+        <w:rPr>
+          <w:rStyle w:val="CommentReference"/>
+        </w:rPr>
+        <w:annotationRef/>
+      </w:r>
+      <w:r>
+        <w:t>Номер договора. Пример: 2026/42</w:t>
+      </w:r>
+    </w:p>
+  </w:comment>
+  <w:comment w:id="1" w:author="Подсказка" w:initials="П" w:date="2026-01-01T00:00:00Z">
+    <w:p>
+      <w:pPr>
+        <w:pStyle w:val="CommentText"/>
+      </w:pPr>
+      <w:r>
+        <w:rPr>
+          <w:rStyle w:val="CommentReference"/>
+        </w:rPr>
+        <w:annotationRef/>
+      </w:r>
+      <w:r>
+        <w:t>Город заключения договора. Пример: Москва</w:t>
+      </w:r>
+    </w:p>
+  </w:comment>
+  <w:comment w:id="2" w:author="Подсказка" w:initials="П" w:date="2026-01-01T00:00:00Z">
+    <w:p>
+      <w:pPr>
+        <w:pStyle w:val="CommentText"/>
+      </w:pPr>
+      <w:r>
+        <w:rPr>
+          <w:rStyle w:val="CommentReference"/>
+        </w:rPr>
+        <w:annotationRef/>
+      </w:r>
+      <w:r>
+        <w:t>День. Пример: 15</w:t>
+      </w:r>
+    </w:p>
+  </w:comment>
+  <w:comment w:id="3" w:author="Подсказка" w:initials="П" w:date="2026-01-01T00:00:00Z">
+    <w:p>
+      <w:pPr>
+        <w:pStyle w:val="CommentText"/>
+      </w:pPr>
+      <w:r>
+        <w:rPr>
+          <w:rStyle w:val="CommentReference"/>
+        </w:rPr>
+        <w:annotationRef/>
+      </w:r>
+      <w:r>
+        <w:t>Месяц прописью. Пример: января</w:t>
+      </w:r>
+    </w:p>
+  </w:comment>
+  <w:comment w:id="4" w:author="Подсказка" w:initials="П" w:date="2026-01-01T00:00:00Z">
+    <w:p>
+      <w:pPr>
+        <w:pStyle w:val="CommentText"/>
+      </w:pPr>
+      <w:r>
+        <w:rPr>
+          <w:rStyle w:val="CommentReference"/>
+        </w:rPr>
+        <w:annotationRef/>
+      </w:r>
+      <w:r>
+        <w:t>Год. Пример: 2026</w:t>
+      </w:r>
+    </w:p>
+  </w:comment>
+  <w:comment w:id="5" w:author="Подсказка" w:initials="П" w:date="2026-01-01T00:00:00Z">
+    <w:p>
+      <w:pPr>
+        <w:pStyle w:val="CommentText"/>
+      </w:pPr>
+      <w:r>
+        <w:rPr>
+          <w:rStyle w:val="CommentReference"/>
+        </w:rPr>
+        <w:annotationRef/>
+      </w:r>
+      <w:r>
+        <w:t>Полное наименование контрагента. Пример: Общество с ограниченной ответственностью «Ромашка»</w:t>
+      </w:r>
+    </w:p>
+  </w:comment>
+  <w:comment w:id="6" w:author="Подсказка" w:initials="П" w:date="2026-01-01T00:00:00Z">
+    <w:p>
+      <w:pPr>
+        <w:pStyle w:val="CommentText"/>
+      </w:pPr>
+      <w:r>
+        <w:rPr>
+          <w:rStyle w:val="CommentReference"/>
+        </w:rPr>
+        <w:annotationRef/>
+      </w:r>
+      <w:r>
+        <w:t>Должность подписанта. Пример: Генеральный директор</w:t>
+      </w:r>
+    </w:p>
+  </w:comment>
+  <w:comment w:id="7" w:author="Подсказка" w:initials="П" w:date="2026-01-01T00:00:00Z">
+    <w:p>
+      <w:pPr>
+        <w:pStyle w:val="CommentText"/>
+      </w:pPr>
+      <w:r>
+        <w:rPr>
+          <w:rStyle w:val="CommentReference"/>
+        </w:rPr>
+        <w:annotationRef/>
+      </w:r>
+      <w:r>
+        <w:t>ФИО в им.падеже. Пример: Петров Пётр Петрович</w:t>
+      </w:r>
+    </w:p>
+  </w:comment>
+  <w:comment w:id="8" w:author="Подсказка" w:initials="П" w:date="2026-01-01T00:00:00Z">
+    <w:p>
+      <w:pPr>
+        <w:pStyle w:val="CommentText"/>
+      </w:pPr>
+      <w:r>
+        <w:rPr>
+          <w:rStyle w:val="CommentReference"/>
+        </w:rPr>
+        <w:annotationRef/>
+      </w:r>
+      <w:r>
+        <w:t>Основание полномочий. Пример: Устава</w:t>
+      </w:r>
+    </w:p>
+  </w:comment>
+  <w:comment w:id="9" w:author="Подсказка" w:initials="П" w:date="2026-01-01T00:00:00Z">
+    <w:p>
+      <w:pPr>
+        <w:pStyle w:val="CommentText"/>
+      </w:pPr>
+      <w:r>
+        <w:rPr>
+          <w:rStyle w:val="CommentReference"/>
+        </w:rPr>
+        <w:annotationRef/>
+      </w:r>
+      <w:r>
+        <w:t>Полное наименование. Пример: Автономная некоммерческая организация «ВСКС»</w:t>
+      </w:r>
+    </w:p>
+  </w:comment>
+  <w:comment w:id="10" w:author="Подсказка" w:initials="П" w:date="2026-01-01T00:00:00Z">
+    <w:p>
+      <w:pPr>
+        <w:pStyle w:val="CommentText"/>
+      </w:pPr>
+      <w:r>
+        <w:rPr>
+          <w:rStyle w:val="CommentReference"/>
+        </w:rPr>
+        <w:annotationRef/>
+      </w:r>
+      <w:r>
+        <w:t>Краткое наименование Заказчика (из карточки организации). Пример: АНО «ВСКС»</w:t>
+      </w:r>
+    </w:p>
+  </w:comment>
+  <w:comment w:id="11" w:author="Подсказка" w:initials="П" w:date="2026-01-01T00:00:00Z">
+    <w:p>
+      <w:pPr>
+        <w:pStyle w:val="CommentText"/>
+      </w:pPr>
+      <w:r>
+        <w:rPr>
+          <w:rStyle w:val="CommentReference"/>
+        </w:rPr>
+        <w:annotationRef/>
+      </w:r>
+      <w:r>
+        <w:t>Должность подписанта. Пример: Президент</w:t>
+      </w:r>
+    </w:p>
+  </w:comment>
+  <w:comment w:id="12" w:author="Подсказка" w:initials="П" w:date="2026-01-01T00:00:00Z">
+    <w:p>
+      <w:pPr>
+        <w:pStyle w:val="CommentText"/>
+      </w:pPr>
+      <w:r>
+        <w:rPr>
+          <w:rStyle w:val="CommentReference"/>
+        </w:rPr>
+        <w:annotationRef/>
+      </w:r>
+      <w:r>
+        <w:t>ФИО подписанта (им.падеж). Пример: Козеев Евгений Викторович</w:t>
+      </w:r>
+    </w:p>
+  </w:comment>
+  <w:comment w:id="13" w:author="Подсказка" w:initials="П" w:date="2026-01-01T00:00:00Z">
+    <w:p>
+      <w:pPr>
+        <w:pStyle w:val="CommentText"/>
+      </w:pPr>
+      <w:r>
+        <w:rPr>
+          <w:rStyle w:val="CommentReference"/>
+        </w:rPr>
+        <w:annotationRef/>
+      </w:r>
+      <w:r>
+        <w:t>Основание полномочий. Пример: Устава</w:t>
+      </w:r>
+    </w:p>
+  </w:comment>
+  <w:comment w:id="14" w:author="Подсказка" w:initials="П" w:date="2026-01-01T00:00:00Z">
+    <w:p>
+      <w:pPr>
+        <w:pStyle w:val="CommentText"/>
+      </w:pPr>
+      <w:r>
+        <w:rPr>
+          <w:rStyle w:val="CommentReference"/>
+        </w:rPr>
+        <w:annotationRef/>
+      </w:r>
+      <w:r>
+        <w:t>Номер соглашения о предоставлении субсидии. Пример: 091-10-2026-008</w:t>
+      </w:r>
+    </w:p>
+  </w:comment>
+  <w:comment w:id="15" w:author="Подсказка" w:initials="П" w:date="2026-01-01T00:00:00Z">
+    <w:p>
+      <w:pPr>
+        <w:pStyle w:val="CommentText"/>
+      </w:pPr>
+      <w:r>
+        <w:rPr>
+          <w:rStyle w:val="CommentReference"/>
+        </w:rPr>
+        <w:annotationRef/>
+      </w:r>
+      <w:r>
+        <w:t>Наименование грантодателя — кто предоставил субсидию. Пример: Федеральное агентство по делам молодежи (Росмолодежь)</w:t>
+      </w:r>
+    </w:p>
+  </w:comment>
+  <w:comment w:id="16" w:author="Подсказка" w:initials="П" w:date="2026-01-01T00:00:00Z">
+    <w:p>
+      <w:pPr>
+        <w:pStyle w:val="CommentText"/>
+      </w:pPr>
+      <w:r>
+        <w:rPr>
+          <w:rStyle w:val="CommentReference"/>
+        </w:rPr>
+        <w:annotationRef/>
+      </w:r>
+      <w:r>
+        <w:t>Год. Пример: 2026</w:t>
+      </w:r>
+    </w:p>
+  </w:comment>
+  <w:comment w:id="17" w:author="Подсказка" w:initials="П" w:date="2026-01-01T00:00:00Z">
+    <w:p>
+      <w:pPr>
+        <w:pStyle w:val="CommentText"/>
+      </w:pPr>
+      <w:r>
+        <w:rPr>
+          <w:rStyle w:val="CommentReference"/>
+        </w:rPr>
+        <w:annotationRef/>
+      </w:r>
+      <w:r>
+        <w:t>Дата соглашения о предоставлении субсидии. Пример: 28.01.2026</w:t>
+      </w:r>
+    </w:p>
+  </w:comment>
+  <w:comment w:id="18" w:author="Подсказка" w:initials="П" w:date="2026-01-01T00:00:00Z">
+    <w:p>
+      <w:pPr>
+        <w:pStyle w:val="CommentText"/>
+      </w:pPr>
+      <w:r>
+        <w:rPr>
+          <w:rStyle w:val="CommentReference"/>
+        </w:rPr>
+        <w:annotationRef/>
+      </w:r>
+      <w:r>
+        <w:t>Полное наименование. Пример: Автономная некоммерческая организация «ВСКС»</w:t>
+      </w:r>
+    </w:p>
+  </w:comment>
+  <w:comment w:id="19" w:author="Подсказка" w:initials="П" w:date="2026-01-01T00:00:00Z">
+    <w:p>
+      <w:pPr>
+        <w:pStyle w:val="CommentText"/>
+      </w:pPr>
+      <w:r>
+        <w:rPr>
+          <w:rStyle w:val="CommentReference"/>
+        </w:rPr>
+        <w:annotationRef/>
+      </w:r>
+      <w:r>
+        <w:t>Наименование министерства, предоставившего субсидию. Пример: Министерство труда и социальной защиты Российской Федерации</w:t>
+      </w:r>
+    </w:p>
+  </w:comment>
+  <w:comment w:id="20" w:author="Подсказка" w:initials="П" w:date="2026-01-01T00:00:00Z">
+    <w:p>
+      <w:pPr>
+        <w:pStyle w:val="CommentText"/>
+      </w:pPr>
+      <w:r>
+        <w:rPr>
+          <w:rStyle w:val="CommentReference"/>
+        </w:rPr>
+        <w:annotationRef/>
+      </w:r>
+      <w:r>
+        <w:t>Печатается, если у договора задана дата окончания. Иначе договор действует до полного исполнения обязательств</w:t>
+      </w:r>
+    </w:p>
+  </w:comment>
+  <w:comment w:id="21" w:author="Подсказка" w:initials="П" w:date="2026-01-01T00:00:00Z">
+    <w:p>
+      <w:pPr>
+        <w:pStyle w:val="CommentText"/>
+      </w:pPr>
+      <w:r>
+        <w:rPr>
+          <w:rStyle w:val="CommentReference"/>
+        </w:rPr>
+        <w:annotationRef/>
+      </w:r>
+      <w:r>
+        <w:t>Дата окончания действия договора. Если пусто — договор действует до полного исполнения обязательств. Пример: 31.12.2026</w:t>
+      </w:r>
+    </w:p>
+  </w:comment>
+  <w:comment w:id="22" w:author="Подсказка" w:initials="П" w:date="2026-01-01T00:00:00Z">
+    <w:p>
+      <w:pPr>
+        <w:pStyle w:val="CommentText"/>
+      </w:pPr>
+      <w:r>
+        <w:rPr>
+          <w:rStyle w:val="CommentReference"/>
+        </w:rPr>
+        <w:annotationRef/>
+      </w:r>
+      <w:r>
+        <w:t>Конец условия</w:t>
+      </w:r>
+    </w:p>
+  </w:comment>
+  <w:comment w:id="23" w:author="Подсказка" w:initials="П" w:date="2026-01-01T00:00:00Z">
+    <w:p>
+      <w:pPr>
+        <w:pStyle w:val="CommentText"/>
+      </w:pPr>
+      <w:r>
+        <w:rPr>
+          <w:rStyle w:val="CommentReference"/>
+        </w:rPr>
+        <w:annotationRef/>
+      </w:r>
+      <w:r>
+        <w:t>Номер договора. Пример: 2026/42</w:t>
+      </w:r>
+    </w:p>
+  </w:comment>
+  <w:comment w:id="24" w:author="Подсказка" w:initials="П" w:date="2026-01-01T00:00:00Z">
+    <w:p>
+      <w:pPr>
+        <w:pStyle w:val="CommentText"/>
+      </w:pPr>
+      <w:r>
+        <w:rPr>
+          <w:rStyle w:val="CommentReference"/>
+        </w:rPr>
+        <w:annotationRef/>
+      </w:r>
+      <w:r>
+        <w:t>День. Пример: 15</w:t>
+      </w:r>
+    </w:p>
+  </w:comment>
+  <w:comment w:id="25" w:author="Подсказка" w:initials="П" w:date="2026-01-01T00:00:00Z">
+    <w:p>
+      <w:pPr>
+        <w:pStyle w:val="CommentText"/>
+      </w:pPr>
+      <w:r>
+        <w:rPr>
+          <w:rStyle w:val="CommentReference"/>
+        </w:rPr>
+        <w:annotationRef/>
+      </w:r>
+      <w:r>
+        <w:t>Месяц прописью. Пример: января</w:t>
+      </w:r>
+    </w:p>
+  </w:comment>
+  <w:comment w:id="26" w:author="Подсказка" w:initials="П" w:date="2026-01-01T00:00:00Z">
+    <w:p>
+      <w:pPr>
+        <w:pStyle w:val="CommentText"/>
+      </w:pPr>
+      <w:r>
+        <w:rPr>
+          <w:rStyle w:val="CommentReference"/>
+        </w:rPr>
+        <w:annotationRef/>
+      </w:r>
+      <w:r>
+        <w:t>Год. Пример: 2026</w:t>
+      </w:r>
+    </w:p>
+  </w:comment>
+  <w:comment w:id="27" w:author="Подсказка" w:initials="П" w:date="2026-01-01T00:00:00Z">
+    <w:p>
+      <w:pPr>
+        <w:pStyle w:val="CommentText"/>
+      </w:pPr>
+      <w:r>
+        <w:rPr>
+          <w:rStyle w:val="CommentReference"/>
+        </w:rPr>
+        <w:annotationRef/>
+      </w:r>
+      <w:r>
+        <w:t>Номер договора. Пример: 2026/42</w:t>
+      </w:r>
+    </w:p>
+  </w:comment>
+  <w:comment w:id="28" w:author="Подсказка" w:initials="П" w:date="2026-01-01T00:00:00Z">
+    <w:p>
+      <w:pPr>
+        <w:pStyle w:val="CommentText"/>
+      </w:pPr>
+      <w:r>
+        <w:rPr>
+          <w:rStyle w:val="CommentReference"/>
+        </w:rPr>
+        <w:annotationRef/>
+      </w:r>
+      <w:r>
+        <w:t>День. Пример: 15</w:t>
+      </w:r>
+    </w:p>
+  </w:comment>
+  <w:comment w:id="29" w:author="Подсказка" w:initials="П" w:date="2026-01-01T00:00:00Z">
+    <w:p>
+      <w:pPr>
+        <w:pStyle w:val="CommentText"/>
+      </w:pPr>
+      <w:r>
+        <w:rPr>
+          <w:rStyle w:val="CommentReference"/>
+        </w:rPr>
+        <w:annotationRef/>
+      </w:r>
+      <w:r>
+        <w:t>Месяц прописью. Пример: января</w:t>
+      </w:r>
+    </w:p>
+  </w:comment>
+  <w:comment w:id="30" w:author="Подсказка" w:initials="П" w:date="2026-01-01T00:00:00Z">
+    <w:p>
+      <w:pPr>
+        <w:pStyle w:val="CommentText"/>
+      </w:pPr>
+      <w:r>
+        <w:rPr>
+          <w:rStyle w:val="CommentReference"/>
+        </w:rPr>
+        <w:annotationRef/>
+      </w:r>
+      <w:r>
+        <w:t>Год. Пример: 2026</w:t>
+      </w:r>
+    </w:p>
+  </w:comment>
+  <w:comment w:id="31" w:author="Подсказка" w:initials="П" w:date="2026-01-01T00:00:00Z">
+    <w:p>
+      <w:pPr>
+        <w:pStyle w:val="CommentText"/>
+      </w:pPr>
+      <w:r>
+        <w:rPr>
+          <w:rStyle w:val="CommentReference"/>
+        </w:rPr>
+        <w:annotationRef/>
+      </w:r>
+      <w:r>
+        <w:t>Полное наименование. Пример: Автономная некоммерческая организация «ВСКС»</w:t>
+      </w:r>
+    </w:p>
+  </w:comment>
+  <w:comment w:id="32" w:author="Подсказка" w:initials="П" w:date="2026-01-01T00:00:00Z">
+    <w:p>
+      <w:pPr>
+        <w:pStyle w:val="CommentText"/>
+      </w:pPr>
+      <w:r>
+        <w:rPr>
+          <w:rStyle w:val="CommentReference"/>
+        </w:rPr>
+        <w:annotationRef/>
+      </w:r>
+      <w:r>
+        <w:t>Должность подписанта. Пример: Президент</w:t>
+      </w:r>
+    </w:p>
+  </w:comment>
+  <w:comment w:id="33" w:author="Подсказка" w:initials="П" w:date="2026-01-01T00:00:00Z">
+    <w:p>
+      <w:pPr>
+        <w:pStyle w:val="CommentText"/>
+      </w:pPr>
+      <w:r>
+        <w:rPr>
+          <w:rStyle w:val="CommentReference"/>
+        </w:rPr>
+        <w:annotationRef/>
+      </w:r>
+      <w:r>
+        <w:t>Эта строка таблицы повторится для КАЖДОЙ позиции закупки. Удалять её нельзя — иначе позиции не напечатаются</w:t>
+      </w:r>
+    </w:p>
+  </w:comment>
+  <w:comment w:id="34" w:author="Подсказка" w:initials="П" w:date="2026-01-01T00:00:00Z">
+    <w:p>
+      <w:pPr>
+        <w:pStyle w:val="CommentText"/>
+      </w:pPr>
+      <w:r>
+        <w:rPr>
+          <w:rStyle w:val="CommentReference"/>
+        </w:rPr>
+        <w:annotationRef/>
+      </w:r>
+      <w:r>
+        <w:t>Текущая позиция внутри таблицы позиций — используется только в строках таблицы. Пример: позиция списка</w:t>
+      </w:r>
+    </w:p>
+  </w:comment>
+  <w:comment w:id="35" w:author="Подсказка" w:initials="П" w:date="2026-01-01T00:00:00Z">
+    <w:p>
+      <w:pPr>
+        <w:pStyle w:val="CommentText"/>
+      </w:pPr>
+      <w:r>
+        <w:rPr>
+          <w:rStyle w:val="CommentReference"/>
+        </w:rPr>
+        <w:annotationRef/>
+      </w:r>
+      <w:r>
+        <w:t>Текущая позиция внутри таблицы позиций — используется только в строках таблицы. Пример: позиция списка</w:t>
+      </w:r>
+    </w:p>
+  </w:comment>
+  <w:comment w:id="36" w:author="Подсказка" w:initials="П" w:date="2026-01-01T00:00:00Z">
+    <w:p>
+      <w:pPr>
+        <w:pStyle w:val="CommentText"/>
+      </w:pPr>
+      <w:r>
+        <w:rPr>
+          <w:rStyle w:val="CommentReference"/>
+        </w:rPr>
+        <w:annotationRef/>
+      </w:r>
+      <w:r>
+        <w:t>Текущая позиция внутри таблицы позиций — используется только в строках таблицы. Пример: позиция списка</w:t>
+      </w:r>
+    </w:p>
+  </w:comment>
+  <w:comment w:id="37" w:author="Подсказка" w:initials="П" w:date="2026-01-01T00:00:00Z">
+    <w:p>
+      <w:pPr>
+        <w:pStyle w:val="CommentText"/>
+      </w:pPr>
+      <w:r>
+        <w:rPr>
+          <w:rStyle w:val="CommentReference"/>
+        </w:rPr>
+        <w:annotationRef/>
+      </w:r>
+      <w:r>
+        <w:t>Текущая позиция внутри таблицы позиций — используется только в строках таблицы. Пример: позиция списка</w:t>
+      </w:r>
+    </w:p>
+  </w:comment>
+  <w:comment w:id="38" w:author="Подсказка" w:initials="П" w:date="2026-01-01T00:00:00Z">
+    <w:p>
+      <w:pPr>
+        <w:pStyle w:val="CommentText"/>
+      </w:pPr>
+      <w:r>
+        <w:rPr>
+          <w:rStyle w:val="CommentReference"/>
+        </w:rPr>
+        <w:annotationRef/>
+      </w:r>
+      <w:r>
+        <w:t>Текущая позиция внутри таблицы позиций — используется только в строках таблицы. Пример: позиция списка</w:t>
+      </w:r>
+    </w:p>
+  </w:comment>
+  <w:comment w:id="39" w:author="Подсказка" w:initials="П" w:date="2026-01-01T00:00:00Z">
+    <w:p>
+      <w:pPr>
+        <w:pStyle w:val="CommentText"/>
+      </w:pPr>
+      <w:r>
+        <w:rPr>
+          <w:rStyle w:val="CommentReference"/>
+        </w:rPr>
+        <w:annotationRef/>
+      </w:r>
+      <w:r>
+        <w:t>Текущая позиция внутри таблицы позиций — используется только в строках таблицы. Пример: позиция списка</w:t>
+      </w:r>
+    </w:p>
+  </w:comment>
+  <w:comment w:id="40" w:author="Подсказка" w:initials="П" w:date="2026-01-01T00:00:00Z">
+    <w:p>
+      <w:pPr>
+        <w:pStyle w:val="CommentText"/>
+      </w:pPr>
+      <w:r>
+        <w:rPr>
+          <w:rStyle w:val="CommentReference"/>
+        </w:rPr>
+        <w:annotationRef/>
+      </w:r>
+      <w:r>
+        <w:t>Конец повторяющейся строки таблицы</w:t>
+      </w:r>
+    </w:p>
+  </w:comment>
+  <w:comment w:id="41" w:author="Подсказка" w:initials="П" w:date="2026-01-01T00:00:00Z">
+    <w:p>
+      <w:pPr>
+        <w:pStyle w:val="CommentText"/>
+      </w:pPr>
+      <w:r>
+        <w:rPr>
+          <w:rStyle w:val="CommentReference"/>
+        </w:rPr>
+        <w:annotationRef/>
+      </w:r>
+      <w:r>
+        <w:t>Эта строка таблицы повторится для КАЖДОЙ позиции закупки. Удалять её нельзя — иначе позиции не напечатаются</w:t>
+      </w:r>
+    </w:p>
+  </w:comment>
+  <w:comment w:id="42" w:author="Подсказка" w:initials="П" w:date="2026-01-01T00:00:00Z">
+    <w:p>
+      <w:pPr>
+        <w:pStyle w:val="CommentText"/>
+      </w:pPr>
+      <w:r>
+        <w:rPr>
+          <w:rStyle w:val="CommentReference"/>
+        </w:rPr>
+        <w:annotationRef/>
+      </w:r>
+      <w:r>
+        <w:t>Текущая позиция внутри таблицы позиций — используется только в строках таблицы. Пример: позиция списка</w:t>
+      </w:r>
+    </w:p>
+  </w:comment>
+  <w:comment w:id="43" w:author="Подсказка" w:initials="П" w:date="2026-01-01T00:00:00Z">
+    <w:p>
+      <w:pPr>
+        <w:pStyle w:val="CommentText"/>
+      </w:pPr>
+      <w:r>
+        <w:rPr>
+          <w:rStyle w:val="CommentReference"/>
+        </w:rPr>
+        <w:annotationRef/>
+      </w:r>
+      <w:r>
+        <w:t>Текущая позиция внутри таблицы позиций — используется только в строках таблицы. Пример: позиция списка</w:t>
+      </w:r>
+    </w:p>
+  </w:comment>
+  <w:comment w:id="44" w:author="Подсказка" w:initials="П" w:date="2026-01-01T00:00:00Z">
+    <w:p>
+      <w:pPr>
+        <w:pStyle w:val="CommentText"/>
+      </w:pPr>
+      <w:r>
+        <w:rPr>
+          <w:rStyle w:val="CommentReference"/>
+        </w:rPr>
+        <w:annotationRef/>
+      </w:r>
+      <w:r>
+        <w:t>Текущая позиция внутри таблицы позиций — используется только в строках таблицы. Пример: позиция списка</w:t>
+      </w:r>
+    </w:p>
+  </w:comment>
+  <w:comment w:id="45" w:author="Подсказка" w:initials="П" w:date="2026-01-01T00:00:00Z">
+    <w:p>
+      <w:pPr>
+        <w:pStyle w:val="CommentText"/>
+      </w:pPr>
+      <w:r>
+        <w:rPr>
+          <w:rStyle w:val="CommentReference"/>
+        </w:rPr>
+        <w:annotationRef/>
+      </w:r>
+      <w:r>
+        <w:t>Текущая позиция внутри таблицы позиций — используется только в строках таблицы. Пример: позиция списка</w:t>
+      </w:r>
+    </w:p>
+  </w:comment>
+  <w:comment w:id="46" w:author="Подсказка" w:initials="П" w:date="2026-01-01T00:00:00Z">
+    <w:p>
+      <w:pPr>
+        <w:pStyle w:val="CommentText"/>
+      </w:pPr>
+      <w:r>
+        <w:rPr>
+          <w:rStyle w:val="CommentReference"/>
+        </w:rPr>
+        <w:annotationRef/>
+      </w:r>
+      <w:r>
+        <w:t>Текущая позиция внутри таблицы позиций — используется только в строках таблицы. Пример: позиция списка</w:t>
+      </w:r>
+    </w:p>
+  </w:comment>
+  <w:comment w:id="47" w:author="Подсказка" w:initials="П" w:date="2026-01-01T00:00:00Z">
+    <w:p>
+      <w:pPr>
+        <w:pStyle w:val="CommentText"/>
+      </w:pPr>
+      <w:r>
+        <w:rPr>
+          <w:rStyle w:val="CommentReference"/>
+        </w:rPr>
+        <w:annotationRef/>
+      </w:r>
+      <w:r>
+        <w:t>Текущая позиция внутри таблицы позиций — используется только в строках таблицы. Пример: позиция списка</w:t>
+      </w:r>
+    </w:p>
+  </w:comment>
+  <w:comment w:id="48" w:author="Подсказка" w:initials="П" w:date="2026-01-01T00:00:00Z">
+    <w:p>
+      <w:pPr>
+        <w:pStyle w:val="CommentText"/>
+      </w:pPr>
+      <w:r>
+        <w:rPr>
+          <w:rStyle w:val="CommentReference"/>
+        </w:rPr>
+        <w:annotationRef/>
+      </w:r>
+      <w:r>
+        <w:t>Конец повторяющейся строки таблицы</w:t>
+      </w:r>
+    </w:p>
+  </w:comment>
+  <w:comment w:id="49" w:author="Подсказка" w:initials="П" w:date="2026-01-01T00:00:00Z">
+    <w:p>
+      <w:pPr>
+        <w:pStyle w:val="CommentText"/>
+      </w:pPr>
+      <w:r>
+        <w:rPr>
+          <w:rStyle w:val="CommentReference"/>
+        </w:rPr>
+        <w:annotationRef/>
+      </w:r>
+      <w:r>
+        <w:t>Ставка НДС. Пример: 20</w:t>
+      </w:r>
+    </w:p>
+  </w:comment>
+</w:comments>
 </file>
 
 <file path=word/endnotes.xml><?xml version="1.0" encoding="utf-8"?>
